--- a/capstone-2026-002D-equipo11/docs/FASE 1 - definición/EVIDENCIAS GRUPALES/1.5_GuiaEstudiante_Fase 1_Definicion Proyecto APT.docx
+++ b/capstone-2026-002D-equipo11/docs/FASE 1 - definición/EVIDENCIAS GRUPALES/1.5_GuiaEstudiante_Fase 1_Definicion Proyecto APT.docx
@@ -156,7 +156,6 @@
                                 </w:rPr>
                                 <w:t xml:space="preserve">Asignatura </w:t>
                               </w:r>
-                              <w:proofErr w:type="spellStart"/>
                               <w:r>
                                 <w:rPr>
                                   <w:b/>
@@ -166,7 +165,6 @@
                                 </w:rPr>
                                 <w:t>Capstone</w:t>
                               </w:r>
-                              <w:proofErr w:type="spellEnd"/>
                             </w:p>
                           </w:txbxContent>
                         </wps:txbx>
@@ -331,7 +329,6 @@
                           </w:rPr>
                           <w:t xml:space="preserve">Asignatura </w:t>
                         </w:r>
-                        <w:proofErr w:type="spellStart"/>
                         <w:r>
                           <w:rPr>
                             <w:b/>
@@ -341,7 +338,6 @@
                           </w:rPr>
                           <w:t>Capstone</w:t>
                         </w:r>
-                        <w:proofErr w:type="spellEnd"/>
                       </w:p>
                     </w:txbxContent>
                   </v:textbox>
@@ -564,7 +560,13 @@
               <w:rPr>
                 <w:b/>
               </w:rPr>
-              <w:t>Cristian Higuera – Joaquin Orellana</w:t>
+              <w:t xml:space="preserve">Cristian Higuera – Joaquin </w:t>
+            </w:r>
+            <w:r>
+              <w:rPr>
+                <w:b/>
+              </w:rPr>
+              <w:t>Allendes</w:t>
             </w:r>
           </w:p>
         </w:tc>
@@ -922,9 +924,8 @@
                 <w:szCs w:val="20"/>
                 <w:lang w:eastAsia="es-CL"/>
               </w:rPr>
-              <w:t xml:space="preserve">Machine </w:t>
-            </w:r>
-            <w:proofErr w:type="spellStart"/>
+              <w:t xml:space="preserve">Machine learning; Big Data; Inteligencia artificial; Minería de datos, Deep learning, Gestión de proyecto </w:t>
+            </w:r>
             <w:r>
               <w:rPr>
                 <w:rFonts w:ascii="Calibri" w:hAnsi="Calibri" w:cs="Arial"/>
@@ -934,9 +935,8 @@
                 <w:szCs w:val="20"/>
                 <w:lang w:eastAsia="es-CL"/>
               </w:rPr>
-              <w:t>learning</w:t>
-            </w:r>
-            <w:proofErr w:type="spellEnd"/>
+              <w:t>informática</w:t>
+            </w:r>
             <w:r>
               <w:rPr>
                 <w:rFonts w:ascii="Calibri" w:hAnsi="Calibri" w:cs="Arial"/>
@@ -946,9 +946,8 @@
                 <w:szCs w:val="20"/>
                 <w:lang w:eastAsia="es-CL"/>
               </w:rPr>
-              <w:t xml:space="preserve">; Big Data; Inteligencia artificial; Minería de datos, Deep </w:t>
-            </w:r>
-            <w:proofErr w:type="spellStart"/>
+              <w:t>,</w:t>
+            </w:r>
             <w:r>
               <w:rPr>
                 <w:rFonts w:ascii="Calibri" w:hAnsi="Calibri" w:cs="Arial"/>
@@ -958,100 +957,7 @@
                 <w:szCs w:val="20"/>
                 <w:lang w:eastAsia="es-CL"/>
               </w:rPr>
-              <w:t>learning</w:t>
-            </w:r>
-            <w:proofErr w:type="spellEnd"/>
-            <w:r>
-              <w:rPr>
-                <w:rFonts w:ascii="Calibri" w:hAnsi="Calibri" w:cs="Arial"/>
-                <w:i/>
-                <w:color w:val="548DD4"/>
-                <w:sz w:val="20"/>
-                <w:szCs w:val="20"/>
-                <w:lang w:eastAsia="es-CL"/>
-              </w:rPr>
-              <w:t xml:space="preserve">, Gestión de proyecto </w:t>
-            </w:r>
-            <w:r>
-              <w:rPr>
-                <w:rFonts w:ascii="Calibri" w:hAnsi="Calibri" w:cs="Arial"/>
-                <w:i/>
-                <w:color w:val="548DD4"/>
-                <w:sz w:val="20"/>
-                <w:szCs w:val="20"/>
-                <w:lang w:eastAsia="es-CL"/>
-              </w:rPr>
-              <w:t>informática</w:t>
-            </w:r>
-            <w:r>
-              <w:rPr>
-                <w:rFonts w:ascii="Calibri" w:hAnsi="Calibri" w:cs="Arial"/>
-                <w:i/>
-                <w:color w:val="548DD4"/>
-                <w:sz w:val="20"/>
-                <w:szCs w:val="20"/>
-                <w:lang w:eastAsia="es-CL"/>
-              </w:rPr>
-              <w:t>,</w:t>
-            </w:r>
-            <w:r>
-              <w:rPr>
-                <w:rFonts w:ascii="Calibri" w:hAnsi="Calibri" w:cs="Arial"/>
-                <w:i/>
-                <w:color w:val="548DD4"/>
-                <w:sz w:val="20"/>
-                <w:szCs w:val="20"/>
-                <w:lang w:eastAsia="es-CL"/>
-              </w:rPr>
-              <w:t xml:space="preserve"> Desarrollo Web, </w:t>
-            </w:r>
-            <w:proofErr w:type="spellStart"/>
-            <w:r>
-              <w:rPr>
-                <w:rFonts w:ascii="Calibri" w:hAnsi="Calibri" w:cs="Arial"/>
-                <w:i/>
-                <w:color w:val="548DD4"/>
-                <w:sz w:val="20"/>
-                <w:szCs w:val="20"/>
-                <w:lang w:eastAsia="es-CL"/>
-              </w:rPr>
-              <w:t>front-end</w:t>
-            </w:r>
-            <w:proofErr w:type="spellEnd"/>
-            <w:r>
-              <w:rPr>
-                <w:rFonts w:ascii="Calibri" w:hAnsi="Calibri" w:cs="Arial"/>
-                <w:i/>
-                <w:color w:val="548DD4"/>
-                <w:sz w:val="20"/>
-                <w:szCs w:val="20"/>
-                <w:lang w:eastAsia="es-CL"/>
-              </w:rPr>
-              <w:t>, back-</w:t>
-            </w:r>
-            <w:proofErr w:type="spellStart"/>
-            <w:r>
-              <w:rPr>
-                <w:rFonts w:ascii="Calibri" w:hAnsi="Calibri" w:cs="Arial"/>
-                <w:i/>
-                <w:color w:val="548DD4"/>
-                <w:sz w:val="20"/>
-                <w:szCs w:val="20"/>
-                <w:lang w:eastAsia="es-CL"/>
-              </w:rPr>
-              <w:t>end</w:t>
-            </w:r>
-            <w:proofErr w:type="spellEnd"/>
-            <w:r>
-              <w:rPr>
-                <w:rFonts w:ascii="Calibri" w:hAnsi="Calibri" w:cs="Arial"/>
-                <w:i/>
-                <w:color w:val="548DD4"/>
-                <w:sz w:val="20"/>
-                <w:szCs w:val="20"/>
-                <w:lang w:eastAsia="es-CL"/>
-              </w:rPr>
-              <w:t>, base de datos.</w:t>
+              <w:t xml:space="preserve"> Desarrollo Web, front-end, back-end, base de datos.</w:t>
             </w:r>
             <w:r>
               <w:rPr>
@@ -1399,31 +1305,7 @@
                 <w:szCs w:val="20"/>
                 <w:lang w:eastAsia="es-CL"/>
               </w:rPr>
-              <w:t xml:space="preserve">Se escogió el desarrollo de Agentes de IA al ser el foco principal de todos campos de desarrollo y soluciones TI en la actualidad. Sea en la industria del entretenimiento, videojuegos, transporte, </w:t>
-            </w:r>
-            <w:proofErr w:type="spellStart"/>
-            <w:r>
-              <w:rPr>
-                <w:rFonts w:ascii="Calibri" w:hAnsi="Calibri" w:cs="Arial"/>
-                <w:i/>
-                <w:color w:val="548DD4"/>
-                <w:sz w:val="20"/>
-                <w:szCs w:val="20"/>
-                <w:lang w:eastAsia="es-CL"/>
-              </w:rPr>
-              <w:t>delivery</w:t>
-            </w:r>
-            <w:proofErr w:type="spellEnd"/>
-            <w:r>
-              <w:rPr>
-                <w:rFonts w:ascii="Calibri" w:hAnsi="Calibri" w:cs="Arial"/>
-                <w:i/>
-                <w:color w:val="548DD4"/>
-                <w:sz w:val="20"/>
-                <w:szCs w:val="20"/>
-                <w:lang w:eastAsia="es-CL"/>
-              </w:rPr>
-              <w:t>, noticias etc. El desarrollo de inteligencias artificiales y la automatización representa una nueva área de desarrollo, progreso y solución para la sociedad en general, por lo que se considera extremadamente relevante el poder uno introducirse, experimentar y desarrollar para este campo de la informática.</w:t>
+              <w:t>Se escogió el desarrollo de Agentes de IA al ser el foco principal de todos campos de desarrollo y soluciones TI en la actualidad. Sea en la industria del entretenimiento, videojuegos, transporte, delivery, noticias etc. El desarrollo de inteligencias artificiales y la automatización representa una nueva área de desarrollo, progreso y solución para la sociedad en general, por lo que se considera extremadamente relevante el poder uno introducirse, experimentar y desarrollar para este campo de la informática.</w:t>
             </w:r>
           </w:p>
           <w:p>
@@ -1776,7 +1658,6 @@
               </w:rPr>
               <w:t xml:space="preserve">para el manejo de la bolsa de valores, con principal </w:t>
             </w:r>
-            <w:proofErr w:type="gramStart"/>
             <w:r>
               <w:rPr>
                 <w:rFonts w:ascii="Calibri" w:hAnsi="Calibri" w:cs="Arial"/>
@@ -1786,9 +1667,8 @@
                 <w:szCs w:val="20"/>
                 <w:lang w:eastAsia="es-CL"/>
               </w:rPr>
-              <w:t>enfoque</w:t>
-            </w:r>
-            <w:proofErr w:type="gramEnd"/>
+              <w:t>enfoque,</w:t>
+            </w:r>
             <w:r>
               <w:rPr>
                 <w:rFonts w:ascii="Calibri" w:hAnsi="Calibri" w:cs="Arial"/>
@@ -1880,33 +1760,7 @@
                 <w:szCs w:val="20"/>
                 <w:lang w:eastAsia="es-CL"/>
               </w:rPr>
-              <w:t xml:space="preserve">El aporte de valor que posee este proyecto APT es el trabajar con nuevas tecnologías vanguardistas, que apenas se están explorando. Resolver una problemática muy común como es el uso de inteligencia artificial para el análisis de bolsa de valores mediante la implementación de </w:t>
-            </w:r>
-            <w:proofErr w:type="spellStart"/>
-            <w:r>
-              <w:rPr>
-                <w:rFonts w:ascii="Calibri" w:hAnsi="Calibri" w:cs="Arial"/>
-                <w:i/>
-                <w:iCs/>
-                <w:color w:val="548DD4"/>
-                <w:sz w:val="20"/>
-                <w:szCs w:val="20"/>
-                <w:lang w:eastAsia="es-CL"/>
-              </w:rPr>
-              <w:t>RAGs</w:t>
-            </w:r>
-            <w:proofErr w:type="spellEnd"/>
-            <w:r>
-              <w:rPr>
-                <w:rFonts w:ascii="Calibri" w:hAnsi="Calibri" w:cs="Arial"/>
-                <w:i/>
-                <w:iCs/>
-                <w:color w:val="548DD4"/>
-                <w:sz w:val="20"/>
-                <w:szCs w:val="20"/>
-                <w:lang w:eastAsia="es-CL"/>
-              </w:rPr>
-              <w:t xml:space="preserve"> para el manejo continuo de múltiples fuentes de datos con contexto actualizado.</w:t>
+              <w:t>El aporte de valor que posee este proyecto APT es el trabajar con nuevas tecnologías vanguardistas, que apenas se están explorando. Resolver una problemática muy común como es el uso de inteligencia artificial para el análisis de bolsa de valores mediante la implementación de RAGs para el manejo continuo de múltiples fuentes de datos con contexto actualizado.</w:t>
             </w:r>
           </w:p>
           <w:p>
@@ -1997,7 +1851,6 @@
               </w:rPr>
               <w:t xml:space="preserve">El objetivo del proyecto es el de automatizar actividades claves de comunicación, capacitación y resolución de dudas para la empresa y sus trabajadores </w:t>
             </w:r>
-            <w:proofErr w:type="spellStart"/>
             <w:r>
               <w:rPr>
                 <w:rFonts w:ascii="Calibri" w:hAnsi="Calibri" w:cs="Arial"/>
@@ -2007,9 +1860,8 @@
                 <w:szCs w:val="20"/>
                 <w:lang w:eastAsia="es-CL"/>
               </w:rPr>
-              <w:t>via</w:t>
-            </w:r>
-            <w:proofErr w:type="spellEnd"/>
+              <w:t>vía</w:t>
+            </w:r>
             <w:r>
               <w:rPr>
                 <w:rFonts w:ascii="Calibri" w:hAnsi="Calibri" w:cs="Arial"/>
@@ -2292,21 +2144,8 @@
                 <w:szCs w:val="20"/>
                 <w:lang w:eastAsia="es-CL"/>
               </w:rPr>
-              <w:t xml:space="preserve">2.- Deep </w:t>
-            </w:r>
-            <w:proofErr w:type="spellStart"/>
-            <w:r>
-              <w:rPr>
-                <w:rFonts w:ascii="Calibri" w:hAnsi="Calibri" w:cs="Arial"/>
-                <w:i/>
-                <w:color w:val="548DD4"/>
-                <w:sz w:val="20"/>
-                <w:szCs w:val="20"/>
-                <w:lang w:eastAsia="es-CL"/>
-              </w:rPr>
-              <w:t>learning</w:t>
-            </w:r>
-            <w:proofErr w:type="spellEnd"/>
+              <w:t>2.- Deep learning</w:t>
+            </w:r>
           </w:p>
           <w:p>
             <w:pPr>
@@ -2886,55 +2725,7 @@
                 <w:szCs w:val="20"/>
                 <w:lang w:eastAsia="es-CL"/>
               </w:rPr>
-              <w:t xml:space="preserve">: Visual </w:t>
-            </w:r>
-            <w:proofErr w:type="spellStart"/>
-            <w:r>
-              <w:rPr>
-                <w:rFonts w:ascii="Calibri" w:hAnsi="Calibri" w:cs="Arial"/>
-                <w:i/>
-                <w:color w:val="548DD4"/>
-                <w:sz w:val="20"/>
-                <w:szCs w:val="20"/>
-                <w:lang w:eastAsia="es-CL"/>
-              </w:rPr>
-              <w:t>studio</w:t>
-            </w:r>
-            <w:proofErr w:type="spellEnd"/>
-            <w:r>
-              <w:rPr>
-                <w:rFonts w:ascii="Calibri" w:hAnsi="Calibri" w:cs="Arial"/>
-                <w:i/>
-                <w:color w:val="548DD4"/>
-                <w:sz w:val="20"/>
-                <w:szCs w:val="20"/>
-                <w:lang w:eastAsia="es-CL"/>
-              </w:rPr>
-              <w:t xml:space="preserve">; N8N, Gemini, </w:t>
-            </w:r>
-            <w:proofErr w:type="spellStart"/>
-            <w:r>
-              <w:rPr>
-                <w:rFonts w:ascii="Calibri" w:hAnsi="Calibri" w:cs="Arial"/>
-                <w:i/>
-                <w:color w:val="548DD4"/>
-                <w:sz w:val="20"/>
-                <w:szCs w:val="20"/>
-                <w:lang w:eastAsia="es-CL"/>
-              </w:rPr>
-              <w:t>APIs</w:t>
-            </w:r>
-            <w:proofErr w:type="spellEnd"/>
-            <w:r>
-              <w:rPr>
-                <w:rFonts w:ascii="Calibri" w:hAnsi="Calibri" w:cs="Arial"/>
-                <w:i/>
-                <w:color w:val="548DD4"/>
-                <w:sz w:val="20"/>
-                <w:szCs w:val="20"/>
-                <w:lang w:eastAsia="es-CL"/>
-              </w:rPr>
-              <w:t xml:space="preserve">, </w:t>
+              <w:t xml:space="preserve">: Visual studio; N8N, Gemini, APIs, </w:t>
             </w:r>
           </w:p>
           <w:p>
@@ -3439,55 +3230,7 @@
                 <w:szCs w:val="20"/>
                 <w:lang w:eastAsia="es-CL"/>
               </w:rPr>
-              <w:t xml:space="preserve">2.- Automatizar procesos de comunicación entre departamentos </w:t>
-            </w:r>
-            <w:proofErr w:type="spellStart"/>
-            <w:r>
-              <w:rPr>
-                <w:rFonts w:ascii="Calibri" w:hAnsi="Calibri" w:cs="Arial"/>
-                <w:i/>
-                <w:color w:val="548DD4"/>
-                <w:sz w:val="20"/>
-                <w:szCs w:val="20"/>
-                <w:lang w:eastAsia="es-CL"/>
-              </w:rPr>
-              <w:t>via</w:t>
-            </w:r>
-            <w:proofErr w:type="spellEnd"/>
-            <w:r>
-              <w:rPr>
-                <w:rFonts w:ascii="Calibri" w:hAnsi="Calibri" w:cs="Arial"/>
-                <w:i/>
-                <w:color w:val="548DD4"/>
-                <w:sz w:val="20"/>
-                <w:szCs w:val="20"/>
-                <w:lang w:eastAsia="es-CL"/>
-              </w:rPr>
-              <w:t xml:space="preserve"> correo o </w:t>
-            </w:r>
-            <w:proofErr w:type="spellStart"/>
-            <w:r>
-              <w:rPr>
-                <w:rFonts w:ascii="Calibri" w:hAnsi="Calibri" w:cs="Arial"/>
-                <w:i/>
-                <w:color w:val="548DD4"/>
-                <w:sz w:val="20"/>
-                <w:szCs w:val="20"/>
-                <w:lang w:eastAsia="es-CL"/>
-              </w:rPr>
-              <w:t>Whatsapp</w:t>
-            </w:r>
-            <w:proofErr w:type="spellEnd"/>
-            <w:r>
-              <w:rPr>
-                <w:rFonts w:ascii="Calibri" w:hAnsi="Calibri" w:cs="Arial"/>
-                <w:i/>
-                <w:color w:val="548DD4"/>
-                <w:sz w:val="20"/>
-                <w:szCs w:val="20"/>
-                <w:lang w:eastAsia="es-CL"/>
-              </w:rPr>
-              <w:t xml:space="preserve"> con Agentes de IA</w:t>
+              <w:t>2.- Automatizar procesos de comunicación entre departamentos via correo o Whatsapp con Agentes de IA</w:t>
             </w:r>
           </w:p>
           <w:p>
@@ -3880,21 +3623,8 @@
                 <w:szCs w:val="20"/>
                 <w:lang w:eastAsia="es-CL"/>
               </w:rPr>
-              <w:t xml:space="preserve">Sprint Backlog y </w:t>
-            </w:r>
-            <w:proofErr w:type="spellStart"/>
-            <w:r>
-              <w:rPr>
-                <w:rFonts w:ascii="Calibri" w:hAnsi="Calibri" w:cs="Arial"/>
-                <w:i/>
-                <w:color w:val="FF0000"/>
-                <w:sz w:val="18"/>
-                <w:szCs w:val="20"/>
-                <w:lang w:eastAsia="es-CL"/>
-              </w:rPr>
-              <w:t>Scrumboard</w:t>
-            </w:r>
-            <w:proofErr w:type="spellEnd"/>
+              <w:t>Sprint Backlog y Scrumboard</w:t>
+            </w:r>
           </w:p>
           <w:p>
             <w:pPr>
@@ -3922,21 +3652,8 @@
                 <w:szCs w:val="20"/>
                 <w:lang w:eastAsia="es-CL"/>
               </w:rPr>
-              <w:t xml:space="preserve">Daily </w:t>
-            </w:r>
-            <w:proofErr w:type="gramStart"/>
-            <w:r>
-              <w:rPr>
-                <w:rFonts w:ascii="Calibri" w:hAnsi="Calibri" w:cs="Arial"/>
-                <w:i/>
-                <w:color w:val="FF0000"/>
-                <w:sz w:val="18"/>
-                <w:szCs w:val="20"/>
-                <w:lang w:eastAsia="es-CL"/>
-              </w:rPr>
-              <w:t>Meeting</w:t>
-            </w:r>
-            <w:proofErr w:type="gramEnd"/>
+              <w:t>Daily Meeting</w:t>
+            </w:r>
           </w:p>
           <w:p>
             <w:pPr>
@@ -3979,7 +3696,6 @@
                 <w:lang w:eastAsia="es-CL"/>
               </w:rPr>
             </w:pPr>
-            <w:proofErr w:type="spellStart"/>
             <w:r>
               <w:rPr>
                 <w:rFonts w:ascii="Calibri" w:hAnsi="Calibri" w:cs="Arial"/>
@@ -3989,81 +3705,8 @@
                 <w:szCs w:val="20"/>
                 <w:lang w:eastAsia="es-CL"/>
               </w:rPr>
-              <w:t>Impact</w:t>
-            </w:r>
-            <w:proofErr w:type="spellEnd"/>
-            <w:r>
-              <w:rPr>
-                <w:rFonts w:ascii="Calibri" w:hAnsi="Calibri" w:cs="Arial"/>
-                <w:i/>
-                <w:color w:val="FF0000"/>
-                <w:sz w:val="18"/>
-                <w:szCs w:val="20"/>
-                <w:lang w:eastAsia="es-CL"/>
-              </w:rPr>
-              <w:t xml:space="preserve"> </w:t>
-            </w:r>
-            <w:proofErr w:type="spellStart"/>
-            <w:r>
-              <w:rPr>
-                <w:rFonts w:ascii="Calibri" w:hAnsi="Calibri" w:cs="Arial"/>
-                <w:i/>
-                <w:color w:val="FF0000"/>
-                <w:sz w:val="18"/>
-                <w:szCs w:val="20"/>
-                <w:lang w:eastAsia="es-CL"/>
-              </w:rPr>
-              <w:t>Mapping</w:t>
-            </w:r>
-            <w:proofErr w:type="spellEnd"/>
-            <w:r>
-              <w:rPr>
-                <w:rFonts w:ascii="Calibri" w:hAnsi="Calibri" w:cs="Arial"/>
-                <w:i/>
-                <w:color w:val="FF0000"/>
-                <w:sz w:val="18"/>
-                <w:szCs w:val="20"/>
-                <w:lang w:eastAsia="es-CL"/>
-              </w:rPr>
-              <w:t xml:space="preserve"> y </w:t>
-            </w:r>
-            <w:proofErr w:type="spellStart"/>
-            <w:r>
-              <w:rPr>
-                <w:rFonts w:ascii="Calibri" w:hAnsi="Calibri" w:cs="Arial"/>
-                <w:i/>
-                <w:color w:val="FF0000"/>
-                <w:sz w:val="18"/>
-                <w:szCs w:val="20"/>
-                <w:lang w:eastAsia="es-CL"/>
-              </w:rPr>
-              <w:t>User</w:t>
-            </w:r>
-            <w:proofErr w:type="spellEnd"/>
-            <w:r>
-              <w:rPr>
-                <w:rFonts w:ascii="Calibri" w:hAnsi="Calibri" w:cs="Arial"/>
-                <w:i/>
-                <w:color w:val="FF0000"/>
-                <w:sz w:val="18"/>
-                <w:szCs w:val="20"/>
-                <w:lang w:eastAsia="es-CL"/>
-              </w:rPr>
-              <w:t xml:space="preserve"> Story </w:t>
-            </w:r>
-            <w:proofErr w:type="spellStart"/>
-            <w:r>
-              <w:rPr>
-                <w:rFonts w:ascii="Calibri" w:hAnsi="Calibri" w:cs="Arial"/>
-                <w:i/>
-                <w:color w:val="FF0000"/>
-                <w:sz w:val="18"/>
-                <w:szCs w:val="20"/>
-                <w:lang w:eastAsia="es-CL"/>
-              </w:rPr>
-              <w:t>Mapping</w:t>
-            </w:r>
-            <w:proofErr w:type="spellEnd"/>
+              <w:t>Impact Mapping y User Story Mapping</w:t>
+            </w:r>
           </w:p>
           <w:p>
             <w:pPr>
@@ -4111,7 +3754,6 @@
                 <w:lang w:eastAsia="es-CL"/>
               </w:rPr>
             </w:pPr>
-            <w:proofErr w:type="spellStart"/>
             <w:r>
               <w:rPr>
                 <w:rFonts w:ascii="Calibri" w:hAnsi="Calibri" w:cs="Arial"/>
@@ -4121,19 +3763,7 @@
                 <w:szCs w:val="20"/>
                 <w:lang w:eastAsia="es-CL"/>
               </w:rPr>
-              <w:t>Burndown</w:t>
-            </w:r>
-            <w:proofErr w:type="spellEnd"/>
-            <w:r>
-              <w:rPr>
-                <w:rFonts w:ascii="Calibri" w:hAnsi="Calibri" w:cs="Arial"/>
-                <w:i/>
-                <w:color w:val="FF0000"/>
-                <w:sz w:val="18"/>
-                <w:szCs w:val="20"/>
-                <w:lang w:eastAsia="es-CL"/>
-              </w:rPr>
-              <w:t xml:space="preserve"> Chart</w:t>
+              <w:t>Burndown Chart</w:t>
             </w:r>
           </w:p>
           <w:p>
@@ -4191,31 +3821,7 @@
                 <w:szCs w:val="20"/>
                 <w:lang w:eastAsia="es-CL"/>
               </w:rPr>
-              <w:t>Eventos Clave (</w:t>
-            </w:r>
-            <w:proofErr w:type="spellStart"/>
-            <w:r>
-              <w:rPr>
-                <w:rFonts w:ascii="Calibri" w:hAnsi="Calibri" w:cs="Arial"/>
-                <w:i/>
-                <w:color w:val="FF0000"/>
-                <w:sz w:val="18"/>
-                <w:szCs w:val="20"/>
-                <w:lang w:eastAsia="es-CL"/>
-              </w:rPr>
-              <w:t>Review</w:t>
-            </w:r>
-            <w:proofErr w:type="spellEnd"/>
-            <w:r>
-              <w:rPr>
-                <w:rFonts w:ascii="Calibri" w:hAnsi="Calibri" w:cs="Arial"/>
-                <w:i/>
-                <w:color w:val="FF0000"/>
-                <w:sz w:val="18"/>
-                <w:szCs w:val="20"/>
-                <w:lang w:eastAsia="es-CL"/>
-              </w:rPr>
-              <w:t>, Retrospective)</w:t>
+              <w:t>Eventos Clave (Review, Retrospective)</w:t>
             </w:r>
           </w:p>
         </w:tc>
@@ -4590,29 +4196,18 @@
                 <w:bCs/>
                 <w:color w:val="1F3864" w:themeColor="accent1" w:themeShade="80"/>
               </w:rPr>
-              <w:t xml:space="preserve">Sprint Backlog y </w:t>
-            </w:r>
-            <w:proofErr w:type="spellStart"/>
-            <w:r>
+              <w:t>Sprint Backlog y Scrumboard</w:t>
+            </w:r>
+          </w:p>
+          <w:p>
+            <w:pPr>
+              <w:pStyle w:val="Piedepgina"/>
+              <w:jc w:val="both"/>
               <w:rPr>
                 <w:rFonts w:ascii="Calibri" w:hAnsi="Calibri"/>
                 <w:b/>
-                <w:bCs/>
                 <w:color w:val="1F3864" w:themeColor="accent1" w:themeShade="80"/>
               </w:rPr>
-              <w:t>Scrumboard</w:t>
-            </w:r>
-            <w:proofErr w:type="spellEnd"/>
-          </w:p>
-          <w:p>
-            <w:pPr>
-              <w:pStyle w:val="Piedepgina"/>
-              <w:jc w:val="both"/>
-              <w:rPr>
-                <w:rFonts w:ascii="Calibri" w:hAnsi="Calibri"/>
-                <w:b/>
-                <w:color w:val="1F3864" w:themeColor="accent1" w:themeShade="80"/>
-              </w:rPr>
             </w:pPr>
           </w:p>
         </w:tc>
@@ -4641,9 +4236,8 @@
                 <w:szCs w:val="20"/>
                 <w:lang w:eastAsia="es-CL"/>
               </w:rPr>
-              <w:t xml:space="preserve">El conjunto de elementos del </w:t>
-            </w:r>
-            <w:proofErr w:type="spellStart"/>
+              <w:t xml:space="preserve">El conjunto de elementos del Product Backlog seleccionados para </w:t>
+            </w:r>
             <w:r>
               <w:rPr>
                 <w:rFonts w:ascii="Calibri" w:hAnsi="Calibri" w:cs="Arial"/>
@@ -4653,9 +4247,8 @@
                 <w:szCs w:val="20"/>
                 <w:lang w:eastAsia="es-CL"/>
               </w:rPr>
-              <w:t>Product</w:t>
-            </w:r>
-            <w:proofErr w:type="spellEnd"/>
+              <w:t>nuestro</w:t>
+            </w:r>
             <w:r>
               <w:rPr>
                 <w:rFonts w:ascii="Calibri" w:hAnsi="Calibri" w:cs="Arial"/>
@@ -4665,53 +4258,7 @@
                 <w:szCs w:val="20"/>
                 <w:lang w:eastAsia="es-CL"/>
               </w:rPr>
-              <w:t xml:space="preserve"> Backlog seleccionados para </w:t>
-            </w:r>
-            <w:r>
-              <w:rPr>
-                <w:rFonts w:ascii="Calibri" w:hAnsi="Calibri" w:cs="Arial"/>
-                <w:i/>
-                <w:color w:val="4472C4" w:themeColor="accent1"/>
-                <w:sz w:val="18"/>
-                <w:szCs w:val="20"/>
-                <w:lang w:eastAsia="es-CL"/>
-              </w:rPr>
-              <w:t>nuestro</w:t>
-            </w:r>
-            <w:r>
-              <w:rPr>
-                <w:rFonts w:ascii="Calibri" w:hAnsi="Calibri" w:cs="Arial"/>
-                <w:i/>
-                <w:color w:val="4472C4" w:themeColor="accent1"/>
-                <w:sz w:val="18"/>
-                <w:szCs w:val="20"/>
-                <w:lang w:eastAsia="es-CL"/>
-              </w:rPr>
-              <w:t xml:space="preserve"> Sprint, junto con un plan para entregar el Incremento del Producto. El </w:t>
-            </w:r>
-            <w:proofErr w:type="spellStart"/>
-            <w:r>
-              <w:rPr>
-                <w:rFonts w:ascii="Calibri" w:hAnsi="Calibri" w:cs="Arial"/>
-                <w:i/>
-                <w:color w:val="4472C4" w:themeColor="accent1"/>
-                <w:sz w:val="18"/>
-                <w:szCs w:val="20"/>
-                <w:lang w:eastAsia="es-CL"/>
-              </w:rPr>
-              <w:t>Scrumboard</w:t>
-            </w:r>
-            <w:proofErr w:type="spellEnd"/>
-            <w:r>
-              <w:rPr>
-                <w:rFonts w:ascii="Calibri" w:hAnsi="Calibri" w:cs="Arial"/>
-                <w:i/>
-                <w:color w:val="4472C4" w:themeColor="accent1"/>
-                <w:sz w:val="18"/>
-                <w:szCs w:val="20"/>
-                <w:lang w:eastAsia="es-CL"/>
-              </w:rPr>
-              <w:t xml:space="preserve"> </w:t>
+              <w:t xml:space="preserve"> Sprint, junto con un plan para entregar el Incremento del Producto. El Scrumboard </w:t>
             </w:r>
             <w:r>
               <w:rPr>
@@ -4754,59 +4301,7 @@
                 <w:sz w:val="18"/>
                 <w:szCs w:val="18"/>
               </w:rPr>
-              <w:t xml:space="preserve">Es importante tener un </w:t>
-            </w:r>
-            <w:proofErr w:type="spellStart"/>
-            <w:r>
-              <w:rPr>
-                <w:rFonts w:ascii="Calibri" w:hAnsi="Calibri"/>
-                <w:bCs/>
-                <w:i/>
-                <w:iCs/>
-                <w:color w:val="0070C0"/>
-                <w:sz w:val="18"/>
-                <w:szCs w:val="18"/>
-              </w:rPr>
-              <w:t>dashboard</w:t>
-            </w:r>
-            <w:proofErr w:type="spellEnd"/>
-            <w:r>
-              <w:rPr>
-                <w:rFonts w:ascii="Calibri" w:hAnsi="Calibri"/>
-                <w:bCs/>
-                <w:i/>
-                <w:iCs/>
-                <w:color w:val="0070C0"/>
-                <w:sz w:val="18"/>
-                <w:szCs w:val="18"/>
-              </w:rPr>
-              <w:t xml:space="preserve"> que nos permita visualizar nuestro avance y uso de productos para el incremento de valor del producto en cada iteración de mejora (</w:t>
-            </w:r>
-            <w:proofErr w:type="spellStart"/>
-            <w:r>
-              <w:rPr>
-                <w:rFonts w:ascii="Calibri" w:hAnsi="Calibri"/>
-                <w:bCs/>
-                <w:i/>
-                <w:iCs/>
-                <w:color w:val="0070C0"/>
-                <w:sz w:val="18"/>
-                <w:szCs w:val="18"/>
-              </w:rPr>
-              <w:t>spint</w:t>
-            </w:r>
-            <w:proofErr w:type="spellEnd"/>
-            <w:r>
-              <w:rPr>
-                <w:rFonts w:ascii="Calibri" w:hAnsi="Calibri"/>
-                <w:bCs/>
-                <w:i/>
-                <w:iCs/>
-                <w:color w:val="0070C0"/>
-                <w:sz w:val="18"/>
-                <w:szCs w:val="18"/>
-              </w:rPr>
-              <w:t>)</w:t>
+              <w:t>Es importante tener un dashboard que nos permita visualizar nuestro avance y uso de productos para el incremento de valor del producto en cada iteración de mejora (spint)</w:t>
             </w:r>
           </w:p>
         </w:tc>
@@ -4959,33 +4454,7 @@
                 <w:sz w:val="18"/>
                 <w:szCs w:val="18"/>
               </w:rPr>
-              <w:t xml:space="preserve">Y claro, la lista de requerimientos permitidas por el scrum </w:t>
-            </w:r>
-            <w:proofErr w:type="gramStart"/>
-            <w:r>
-              <w:rPr>
-                <w:rFonts w:ascii="Calibri" w:hAnsi="Calibri"/>
-                <w:bCs/>
-                <w:i/>
-                <w:iCs/>
-                <w:color w:val="0070C0"/>
-                <w:sz w:val="18"/>
-                <w:szCs w:val="18"/>
-              </w:rPr>
-              <w:t>master</w:t>
-            </w:r>
-            <w:proofErr w:type="gramEnd"/>
-            <w:r>
-              <w:rPr>
-                <w:rFonts w:ascii="Calibri" w:hAnsi="Calibri"/>
-                <w:bCs/>
-                <w:i/>
-                <w:iCs/>
-                <w:color w:val="0070C0"/>
-                <w:sz w:val="18"/>
-                <w:szCs w:val="18"/>
-              </w:rPr>
-              <w:t>.</w:t>
+              <w:t>Y claro, la lista de requerimientos permitidas por el scrum master.</w:t>
             </w:r>
           </w:p>
         </w:tc>
@@ -5170,27 +4639,7 @@
                 <w:bCs/>
                 <w:color w:val="1F3864" w:themeColor="accent1" w:themeShade="80"/>
               </w:rPr>
-              <w:t>Eventos Clave (</w:t>
-            </w:r>
-            <w:proofErr w:type="spellStart"/>
-            <w:r>
-              <w:rPr>
-                <w:rFonts w:ascii="Calibri" w:hAnsi="Calibri"/>
-                <w:b/>
-                <w:bCs/>
-                <w:color w:val="1F3864" w:themeColor="accent1" w:themeShade="80"/>
-              </w:rPr>
-              <w:t>Review</w:t>
-            </w:r>
-            <w:proofErr w:type="spellEnd"/>
-            <w:r>
-              <w:rPr>
-                <w:rFonts w:ascii="Calibri" w:hAnsi="Calibri"/>
-                <w:b/>
-                <w:bCs/>
-                <w:color w:val="1F3864" w:themeColor="accent1" w:themeShade="80"/>
-              </w:rPr>
-              <w:t>, Retrospective)</w:t>
+              <w:t>Eventos Clave (Review, Retrospective)</w:t>
             </w:r>
           </w:p>
           <w:p>
@@ -5261,29 +4710,7 @@
                 <w:iCs/>
                 <w:color w:val="0070C0"/>
               </w:rPr>
-              <w:t xml:space="preserve">Es importante evaluar si los </w:t>
-            </w:r>
-            <w:proofErr w:type="spellStart"/>
-            <w:r>
-              <w:rPr>
-                <w:rFonts w:ascii="Calibri" w:hAnsi="Calibri"/>
-                <w:bCs/>
-                <w:i/>
-                <w:iCs/>
-                <w:color w:val="0070C0"/>
-              </w:rPr>
-              <w:t>sprints</w:t>
-            </w:r>
-            <w:proofErr w:type="spellEnd"/>
-            <w:r>
-              <w:rPr>
-                <w:rFonts w:ascii="Calibri" w:hAnsi="Calibri"/>
-                <w:bCs/>
-                <w:i/>
-                <w:iCs/>
-                <w:color w:val="0070C0"/>
-              </w:rPr>
-              <w:t xml:space="preserve"> dieron como resultado un incremento del producto, a fin de corroborar que el proyecto va por buen camino.</w:t>
+              <w:t>Es importante evaluar si los sprints dieron como resultado un incremento del producto, a fin de corroborar que el proyecto va por buen camino.</w:t>
             </w:r>
           </w:p>
         </w:tc>
@@ -5331,7 +4758,6 @@
                 <w:color w:val="1F3864" w:themeColor="accent1" w:themeShade="80"/>
               </w:rPr>
             </w:pPr>
-            <w:proofErr w:type="spellStart"/>
             <w:r>
               <w:rPr>
                 <w:rFonts w:ascii="Calibri" w:hAnsi="Calibri"/>
@@ -5339,17 +4765,7 @@
                 <w:bCs/>
                 <w:color w:val="1F3864" w:themeColor="accent1" w:themeShade="80"/>
               </w:rPr>
-              <w:t>Burndown</w:t>
-            </w:r>
-            <w:proofErr w:type="spellEnd"/>
-            <w:r>
-              <w:rPr>
-                <w:rFonts w:ascii="Calibri" w:hAnsi="Calibri"/>
-                <w:b/>
-                <w:bCs/>
-                <w:color w:val="1F3864" w:themeColor="accent1" w:themeShade="80"/>
-              </w:rPr>
-              <w:t xml:space="preserve"> Chart</w:t>
+              <w:t>Burndown Chart</w:t>
             </w:r>
           </w:p>
           <w:p>
@@ -5392,33 +4808,7 @@
                 <w:sz w:val="18"/>
                 <w:szCs w:val="18"/>
               </w:rPr>
-              <w:t xml:space="preserve">Grafico de enfoque en la cantidad de trabajo pendiente en los </w:t>
-            </w:r>
-            <w:proofErr w:type="spellStart"/>
-            <w:r>
-              <w:rPr>
-                <w:rFonts w:ascii="Calibri" w:hAnsi="Calibri"/>
-                <w:bCs/>
-                <w:i/>
-                <w:iCs/>
-                <w:color w:val="0070C0"/>
-                <w:sz w:val="18"/>
-                <w:szCs w:val="18"/>
-              </w:rPr>
-              <w:t>sprints</w:t>
-            </w:r>
-            <w:proofErr w:type="spellEnd"/>
-            <w:r>
-              <w:rPr>
-                <w:rFonts w:ascii="Calibri" w:hAnsi="Calibri"/>
-                <w:bCs/>
-                <w:i/>
-                <w:iCs/>
-                <w:color w:val="0070C0"/>
-                <w:sz w:val="18"/>
-                <w:szCs w:val="18"/>
-              </w:rPr>
-              <w:t xml:space="preserve"> y backlog.</w:t>
+              <w:t>Grafico de enfoque en la cantidad de trabajo pendiente en los sprints y backlog.</w:t>
             </w:r>
           </w:p>
         </w:tc>
@@ -5620,23 +5010,7 @@
                 <w:rFonts w:ascii="Calibri" w:hAnsi="Calibri"/>
                 <w:color w:val="1F3864" w:themeColor="accent1" w:themeShade="80"/>
               </w:rPr>
-              <w:t xml:space="preserve">efine la planificación de tu Proyecto APT </w:t>
-            </w:r>
-            <w:proofErr w:type="gramStart"/>
-            <w:r>
-              <w:rPr>
-                <w:rFonts w:ascii="Calibri" w:hAnsi="Calibri"/>
-                <w:color w:val="1F3864" w:themeColor="accent1" w:themeShade="80"/>
-              </w:rPr>
-              <w:t>de acuerdo a</w:t>
-            </w:r>
-            <w:proofErr w:type="gramEnd"/>
-            <w:r>
-              <w:rPr>
-                <w:rFonts w:ascii="Calibri" w:hAnsi="Calibri"/>
-                <w:color w:val="1F3864" w:themeColor="accent1" w:themeShade="80"/>
-              </w:rPr>
-              <w:t xml:space="preserve"> lo requerido</w:t>
+              <w:t>efine la planificación de tu Proyecto APT de acuerdo a lo requerido</w:t>
             </w:r>
             <w:r>
               <w:rPr>
@@ -6013,45 +5387,7 @@
                 <w:sz w:val="18"/>
                 <w:szCs w:val="18"/>
               </w:rPr>
-              <w:t xml:space="preserve">Definir alcance, problema y visión general con el </w:t>
-            </w:r>
-            <w:proofErr w:type="spellStart"/>
-            <w:r>
-              <w:rPr>
-                <w:rFonts w:ascii="Calibri" w:hAnsi="Calibri" w:cs="Calibri"/>
-                <w:b/>
-                <w:sz w:val="18"/>
-                <w:szCs w:val="18"/>
-              </w:rPr>
-              <w:t>stakeholder</w:t>
-            </w:r>
-            <w:proofErr w:type="spellEnd"/>
-            <w:r>
-              <w:rPr>
-                <w:rFonts w:ascii="Calibri" w:hAnsi="Calibri" w:cs="Calibri"/>
-                <w:b/>
-                <w:sz w:val="18"/>
-                <w:szCs w:val="18"/>
-              </w:rPr>
-              <w:t xml:space="preserve"> (</w:t>
-            </w:r>
-            <w:r>
-              <w:rPr>
-                <w:rFonts w:ascii="Calibri" w:hAnsi="Calibri" w:cs="Calibri"/>
-                <w:b/>
-                <w:sz w:val="18"/>
-                <w:szCs w:val="18"/>
-              </w:rPr>
-              <w:t>jefe</w:t>
-            </w:r>
-            <w:r>
-              <w:rPr>
-                <w:rFonts w:ascii="Calibri" w:hAnsi="Calibri" w:cs="Calibri"/>
-                <w:b/>
-                <w:sz w:val="18"/>
-                <w:szCs w:val="18"/>
-              </w:rPr>
-              <w:t xml:space="preserve"> de TI)</w:t>
+              <w:t>Definir alcance, problema y visión general con el stakeholder (jefe de TI)</w:t>
             </w:r>
           </w:p>
         </w:tc>
@@ -6200,31 +5536,7 @@
                 <w:szCs w:val="18"/>
                 <w:lang w:eastAsia="es-CL"/>
               </w:rPr>
-              <w:t xml:space="preserve">Mapas mentales, de actores y </w:t>
-            </w:r>
-            <w:proofErr w:type="spellStart"/>
-            <w:r>
-              <w:rPr>
-                <w:rFonts w:ascii="Calibri" w:hAnsi="Calibri" w:cs="Calibri"/>
-                <w:i/>
-                <w:color w:val="548DD4"/>
-                <w:sz w:val="18"/>
-                <w:szCs w:val="18"/>
-                <w:lang w:eastAsia="es-CL"/>
-              </w:rPr>
-              <w:t>Product</w:t>
-            </w:r>
-            <w:proofErr w:type="spellEnd"/>
-            <w:r>
-              <w:rPr>
-                <w:rFonts w:ascii="Calibri" w:hAnsi="Calibri" w:cs="Calibri"/>
-                <w:i/>
-                <w:color w:val="548DD4"/>
-                <w:sz w:val="18"/>
-                <w:szCs w:val="18"/>
-                <w:lang w:eastAsia="es-CL"/>
-              </w:rPr>
-              <w:t xml:space="preserve"> Backlog</w:t>
+              <w:t>Mapas mentales, de actores y Product Backlog</w:t>
             </w:r>
           </w:p>
         </w:tc>
@@ -6311,31 +5623,7 @@
                 <w:szCs w:val="18"/>
                 <w:lang w:eastAsia="es-CL"/>
               </w:rPr>
-              <w:t>Miro/</w:t>
-            </w:r>
-            <w:proofErr w:type="spellStart"/>
-            <w:r>
-              <w:rPr>
-                <w:rFonts w:ascii="Calibri" w:hAnsi="Calibri" w:cs="Calibri"/>
-                <w:i/>
-                <w:color w:val="548DD4"/>
-                <w:sz w:val="18"/>
-                <w:szCs w:val="18"/>
-                <w:lang w:eastAsia="es-CL"/>
-              </w:rPr>
-              <w:t>Whimsical</w:t>
-            </w:r>
-            <w:proofErr w:type="spellEnd"/>
-            <w:r>
-              <w:rPr>
-                <w:rFonts w:ascii="Calibri" w:hAnsi="Calibri" w:cs="Calibri"/>
-                <w:i/>
-                <w:color w:val="548DD4"/>
-                <w:sz w:val="18"/>
-                <w:szCs w:val="18"/>
-                <w:lang w:eastAsia="es-CL"/>
-              </w:rPr>
-              <w:t>, plantillas</w:t>
+              <w:t>Miro/Whimsical, plantillas</w:t>
             </w:r>
           </w:p>
         </w:tc>
@@ -6452,53 +5740,16 @@
                 <w:lang w:eastAsia="es-CL"/>
               </w:rPr>
             </w:pPr>
-            <w:proofErr w:type="spellStart"/>
-            <w:r>
-              <w:rPr>
-                <w:rFonts w:ascii="Calibri" w:hAnsi="Calibri" w:cs="Calibri"/>
-                <w:i/>
-                <w:color w:val="548DD4"/>
-                <w:sz w:val="18"/>
-                <w:szCs w:val="18"/>
-                <w:lang w:eastAsia="es-CL"/>
-              </w:rPr>
-              <w:t>Impact</w:t>
-            </w:r>
-            <w:proofErr w:type="spellEnd"/>
-            <w:r>
-              <w:rPr>
-                <w:rFonts w:ascii="Calibri" w:hAnsi="Calibri" w:cs="Calibri"/>
-                <w:i/>
-                <w:color w:val="548DD4"/>
-                <w:sz w:val="18"/>
-                <w:szCs w:val="18"/>
-                <w:lang w:eastAsia="es-CL"/>
-              </w:rPr>
-              <w:t xml:space="preserve"> </w:t>
-            </w:r>
-            <w:proofErr w:type="spellStart"/>
-            <w:r>
-              <w:rPr>
-                <w:rFonts w:ascii="Calibri" w:hAnsi="Calibri" w:cs="Calibri"/>
-                <w:i/>
-                <w:color w:val="548DD4"/>
-                <w:sz w:val="18"/>
-                <w:szCs w:val="18"/>
-                <w:lang w:eastAsia="es-CL"/>
-              </w:rPr>
-              <w:t>Mapping</w:t>
-            </w:r>
-            <w:proofErr w:type="spellEnd"/>
-            <w:r>
-              <w:rPr>
-                <w:rFonts w:ascii="Calibri" w:hAnsi="Calibri" w:cs="Calibri"/>
-                <w:i/>
-                <w:color w:val="548DD4"/>
-                <w:sz w:val="18"/>
-                <w:szCs w:val="18"/>
-                <w:lang w:eastAsia="es-CL"/>
-              </w:rPr>
-              <w:t xml:space="preserve"> y User Story Mapping</w:t>
+            <w:r>
+              <w:rPr>
+                <w:rFonts w:ascii="Calibri" w:hAnsi="Calibri" w:cs="Calibri"/>
+                <w:i/>
+                <w:color w:val="548DD4"/>
+                <w:sz w:val="18"/>
+                <w:szCs w:val="18"/>
+                <w:lang w:eastAsia="es-CL"/>
+              </w:rPr>
+              <w:t>Impact Mapping y User Story Mapping</w:t>
             </w:r>
           </w:p>
         </w:tc>
@@ -6585,21 +5836,8 @@
                 <w:szCs w:val="18"/>
                 <w:lang w:eastAsia="es-CL"/>
               </w:rPr>
-              <w:t>Miro/</w:t>
-            </w:r>
-            <w:proofErr w:type="spellStart"/>
-            <w:r>
-              <w:rPr>
-                <w:rFonts w:ascii="Calibri" w:hAnsi="Calibri" w:cs="Calibri"/>
-                <w:i/>
-                <w:color w:val="548DD4"/>
-                <w:sz w:val="18"/>
-                <w:szCs w:val="18"/>
-                <w:lang w:eastAsia="es-CL"/>
-              </w:rPr>
-              <w:t>Whimsical</w:t>
-            </w:r>
-            <w:proofErr w:type="spellEnd"/>
+              <w:t>Miro/Whimsical</w:t>
+            </w:r>
           </w:p>
         </w:tc>
         <w:tc>
@@ -6753,18 +5991,7 @@
                 <w:szCs w:val="18"/>
                 <w:lang w:eastAsia="es-CL"/>
               </w:rPr>
-              <w:t>Diseño y generación de soluciones T</w:t>
-            </w:r>
-            <w:r>
-              <w:rPr>
-                <w:rFonts w:ascii="Calibri" w:hAnsi="Calibri" w:cs="Calibri"/>
-                <w:i/>
-                <w:color w:val="548DD4"/>
-                <w:sz w:val="18"/>
-                <w:szCs w:val="18"/>
-                <w:lang w:eastAsia="es-CL"/>
-              </w:rPr>
-              <w:t>I</w:t>
+              <w:t>Diseño y generación de soluciones TI</w:t>
             </w:r>
           </w:p>
         </w:tc>
@@ -7683,31 +6910,7 @@
                 <w:szCs w:val="18"/>
                 <w:lang w:eastAsia="es-CL"/>
               </w:rPr>
-              <w:t xml:space="preserve">N8N, Gemini, </w:t>
-            </w:r>
-            <w:proofErr w:type="spellStart"/>
-            <w:r>
-              <w:rPr>
-                <w:rFonts w:ascii="Calibri" w:hAnsi="Calibri" w:cs="Calibri"/>
-                <w:i/>
-                <w:color w:val="548DD4"/>
-                <w:sz w:val="18"/>
-                <w:szCs w:val="18"/>
-                <w:lang w:eastAsia="es-CL"/>
-              </w:rPr>
-              <w:t>APIs</w:t>
-            </w:r>
-            <w:proofErr w:type="spellEnd"/>
-            <w:r>
-              <w:rPr>
-                <w:rFonts w:ascii="Calibri" w:hAnsi="Calibri" w:cs="Calibri"/>
-                <w:i/>
-                <w:color w:val="548DD4"/>
-                <w:sz w:val="18"/>
-                <w:szCs w:val="18"/>
-                <w:lang w:eastAsia="es-CL"/>
-              </w:rPr>
-              <w:t xml:space="preserve"> de mercado</w:t>
+              <w:t>N8N, Gemini, APIs de mercado</w:t>
             </w:r>
           </w:p>
         </w:tc>
@@ -7843,21 +7046,8 @@
                 <w:lang w:eastAsia="es-CL"/>
               </w:rPr>
               <w:lastRenderedPageBreak/>
-              <w:t xml:space="preserve">Daily </w:t>
-            </w:r>
-            <w:proofErr w:type="gramStart"/>
-            <w:r>
-              <w:rPr>
-                <w:rFonts w:ascii="Calibri" w:hAnsi="Calibri" w:cs="Calibri"/>
-                <w:i/>
-                <w:color w:val="548DD4"/>
-                <w:sz w:val="18"/>
-                <w:szCs w:val="18"/>
-                <w:lang w:eastAsia="es-CL"/>
-              </w:rPr>
-              <w:t>Meeting</w:t>
-            </w:r>
-            <w:proofErr w:type="gramEnd"/>
+              <w:t>Daily Meeting</w:t>
+            </w:r>
           </w:p>
         </w:tc>
         <w:tc>
@@ -7914,21 +7104,8 @@
                 <w:szCs w:val="18"/>
                 <w:lang w:eastAsia="es-CL"/>
               </w:rPr>
-              <w:t xml:space="preserve">Reuniones diarias breves de seguimiento durante todos los </w:t>
-            </w:r>
-            <w:proofErr w:type="spellStart"/>
-            <w:r>
-              <w:rPr>
-                <w:rFonts w:ascii="Calibri" w:hAnsi="Calibri" w:cs="Calibri"/>
-                <w:i/>
-                <w:color w:val="548DD4"/>
-                <w:sz w:val="18"/>
-                <w:szCs w:val="18"/>
-                <w:lang w:eastAsia="es-CL"/>
-              </w:rPr>
-              <w:t>sprints</w:t>
-            </w:r>
-            <w:proofErr w:type="spellEnd"/>
+              <w:t>Reuniones diarias breves de seguimiento durante todos los sprints</w:t>
+            </w:r>
           </w:p>
         </w:tc>
         <w:tc>
@@ -7956,21 +7133,8 @@
                 <w:szCs w:val="18"/>
                 <w:lang w:eastAsia="es-CL"/>
               </w:rPr>
-              <w:t>Meet/</w:t>
-            </w:r>
-            <w:proofErr w:type="spellStart"/>
-            <w:r>
-              <w:rPr>
-                <w:rFonts w:ascii="Calibri" w:hAnsi="Calibri" w:cs="Calibri"/>
-                <w:i/>
-                <w:color w:val="548DD4"/>
-                <w:sz w:val="18"/>
-                <w:szCs w:val="18"/>
-                <w:lang w:eastAsia="es-CL"/>
-              </w:rPr>
-              <w:t>Discord</w:t>
-            </w:r>
-            <w:proofErr w:type="spellEnd"/>
+              <w:t>Meet/Discord</w:t>
+            </w:r>
           </w:p>
         </w:tc>
         <w:tc>
@@ -8153,21 +7317,8 @@
                 <w:szCs w:val="18"/>
                 <w:lang w:eastAsia="es-CL"/>
               </w:rPr>
-              <w:t xml:space="preserve">Documentar bloqueos y riesgos detectados durante los </w:t>
-            </w:r>
-            <w:proofErr w:type="spellStart"/>
-            <w:r>
-              <w:rPr>
-                <w:rFonts w:ascii="Calibri" w:hAnsi="Calibri" w:cs="Calibri"/>
-                <w:i/>
-                <w:color w:val="548DD4"/>
-                <w:sz w:val="18"/>
-                <w:szCs w:val="18"/>
-                <w:lang w:eastAsia="es-CL"/>
-              </w:rPr>
-              <w:t>sprints</w:t>
-            </w:r>
-            <w:proofErr w:type="spellEnd"/>
+              <w:t>Documentar bloqueos y riesgos detectados durante los sprints</w:t>
+            </w:r>
           </w:p>
         </w:tc>
         <w:tc>
@@ -8195,21 +7346,8 @@
                 <w:szCs w:val="18"/>
                 <w:lang w:eastAsia="es-CL"/>
               </w:rPr>
-              <w:t>Planilla/</w:t>
-            </w:r>
-            <w:proofErr w:type="spellStart"/>
-            <w:r>
-              <w:rPr>
-                <w:rFonts w:ascii="Calibri" w:hAnsi="Calibri" w:cs="Calibri"/>
-                <w:i/>
-                <w:color w:val="548DD4"/>
-                <w:sz w:val="18"/>
-                <w:szCs w:val="18"/>
-                <w:lang w:eastAsia="es-CL"/>
-              </w:rPr>
-              <w:t>Notion</w:t>
-            </w:r>
-            <w:proofErr w:type="spellEnd"/>
+              <w:t>Planilla/Notion</w:t>
+            </w:r>
           </w:p>
         </w:tc>
         <w:tc>
@@ -8336,29 +7474,16 @@
                 <w:lang w:eastAsia="es-CL"/>
               </w:rPr>
             </w:pPr>
-            <w:proofErr w:type="spellStart"/>
-            <w:r>
-              <w:rPr>
-                <w:rFonts w:ascii="Calibri" w:hAnsi="Calibri" w:cs="Calibri"/>
-                <w:i/>
-                <w:color w:val="548DD4"/>
-                <w:sz w:val="18"/>
-                <w:szCs w:val="18"/>
-                <w:lang w:eastAsia="es-CL"/>
-              </w:rPr>
-              <w:t>Burndown</w:t>
-            </w:r>
-            <w:proofErr w:type="spellEnd"/>
-            <w:r>
-              <w:rPr>
-                <w:rFonts w:ascii="Calibri" w:hAnsi="Calibri" w:cs="Calibri"/>
-                <w:i/>
-                <w:color w:val="548DD4"/>
-                <w:sz w:val="18"/>
-                <w:szCs w:val="18"/>
-                <w:lang w:eastAsia="es-CL"/>
-              </w:rPr>
-              <w:t xml:space="preserve"> Chart</w:t>
+            <w:r>
+              <w:rPr>
+                <w:rFonts w:ascii="Calibri" w:hAnsi="Calibri" w:cs="Calibri"/>
+                <w:i/>
+                <w:color w:val="548DD4"/>
+                <w:sz w:val="18"/>
+                <w:szCs w:val="18"/>
+                <w:lang w:eastAsia="es-CL"/>
+              </w:rPr>
+              <w:t>Burndown Chart</w:t>
             </w:r>
           </w:p>
         </w:tc>
@@ -8571,31 +7696,7 @@
                 <w:szCs w:val="18"/>
                 <w:lang w:eastAsia="es-CL"/>
               </w:rPr>
-              <w:t xml:space="preserve">Eventos Clave (Sprint </w:t>
-            </w:r>
-            <w:proofErr w:type="spellStart"/>
-            <w:r>
-              <w:rPr>
-                <w:rFonts w:ascii="Calibri" w:hAnsi="Calibri" w:cs="Calibri"/>
-                <w:i/>
-                <w:color w:val="548DD4"/>
-                <w:sz w:val="18"/>
-                <w:szCs w:val="18"/>
-                <w:lang w:eastAsia="es-CL"/>
-              </w:rPr>
-              <w:t>Review</w:t>
-            </w:r>
-            <w:proofErr w:type="spellEnd"/>
-            <w:r>
-              <w:rPr>
-                <w:rFonts w:ascii="Calibri" w:hAnsi="Calibri" w:cs="Calibri"/>
-                <w:i/>
-                <w:color w:val="548DD4"/>
-                <w:sz w:val="18"/>
-                <w:szCs w:val="18"/>
-                <w:lang w:eastAsia="es-CL"/>
-              </w:rPr>
-              <w:t xml:space="preserve"> y Retrospective)</w:t>
+              <w:t>Eventos Clave (Sprint Review y Retrospective)</w:t>
             </w:r>
           </w:p>
         </w:tc>
@@ -8904,31 +8005,7 @@
                 <w:szCs w:val="18"/>
                 <w:lang w:eastAsia="es-CL"/>
               </w:rPr>
-              <w:t xml:space="preserve">Visual Studio, </w:t>
-            </w:r>
-            <w:proofErr w:type="spellStart"/>
-            <w:r>
-              <w:rPr>
-                <w:rFonts w:ascii="Calibri" w:hAnsi="Calibri" w:cs="Calibri"/>
-                <w:i/>
-                <w:color w:val="548DD4"/>
-                <w:sz w:val="18"/>
-                <w:szCs w:val="18"/>
-                <w:lang w:eastAsia="es-CL"/>
-              </w:rPr>
-              <w:t>checklist</w:t>
-            </w:r>
-            <w:proofErr w:type="spellEnd"/>
-            <w:r>
-              <w:rPr>
-                <w:rFonts w:ascii="Calibri" w:hAnsi="Calibri" w:cs="Calibri"/>
-                <w:i/>
-                <w:color w:val="548DD4"/>
-                <w:sz w:val="18"/>
-                <w:szCs w:val="18"/>
-                <w:lang w:eastAsia="es-CL"/>
-              </w:rPr>
-              <w:t xml:space="preserve"> QA</w:t>
+              <w:t>Visual Studio, checklist QA</w:t>
             </w:r>
           </w:p>
         </w:tc>
@@ -10972,41 +10049,13 @@
                 <w:szCs w:val="16"/>
               </w:rPr>
             </w:pPr>
-            <w:proofErr w:type="spellStart"/>
-            <w:r>
-              <w:rPr>
-                <w:b/>
-                <w:sz w:val="16"/>
-                <w:szCs w:val="16"/>
-              </w:rPr>
-              <w:t>Impact</w:t>
-            </w:r>
-            <w:proofErr w:type="spellEnd"/>
-            <w:r>
-              <w:rPr>
-                <w:b/>
-                <w:sz w:val="16"/>
-                <w:szCs w:val="16"/>
-              </w:rPr>
-              <w:t xml:space="preserve"> / </w:t>
-            </w:r>
-            <w:proofErr w:type="spellStart"/>
-            <w:r>
-              <w:rPr>
-                <w:b/>
-                <w:sz w:val="16"/>
-                <w:szCs w:val="16"/>
-              </w:rPr>
-              <w:t>User</w:t>
-            </w:r>
-            <w:proofErr w:type="spellEnd"/>
-            <w:r>
-              <w:rPr>
-                <w:b/>
-                <w:sz w:val="16"/>
-                <w:szCs w:val="16"/>
-              </w:rPr>
-              <w:t xml:space="preserve"> Story Mapping</w:t>
+            <w:r>
+              <w:rPr>
+                <w:b/>
+                <w:sz w:val="16"/>
+                <w:szCs w:val="16"/>
+              </w:rPr>
+              <w:t>Impact / User Story Mapping</w:t>
             </w:r>
           </w:p>
         </w:tc>
@@ -11965,23 +11014,13 @@
                 <w:szCs w:val="16"/>
               </w:rPr>
             </w:pPr>
-            <w:proofErr w:type="spellStart"/>
-            <w:r>
-              <w:rPr>
-                <w:b/>
-                <w:sz w:val="16"/>
-                <w:szCs w:val="16"/>
-              </w:rPr>
-              <w:t>Setup</w:t>
-            </w:r>
-            <w:proofErr w:type="spellEnd"/>
-            <w:r>
-              <w:rPr>
-                <w:b/>
-                <w:sz w:val="16"/>
-                <w:szCs w:val="16"/>
-              </w:rPr>
-              <w:t xml:space="preserve"> Sprint Backlog / Scrumboard</w:t>
+            <w:r>
+              <w:rPr>
+                <w:b/>
+                <w:sz w:val="16"/>
+                <w:szCs w:val="16"/>
+              </w:rPr>
+              <w:t>Setup Sprint Backlog / Scrumboard</w:t>
             </w:r>
           </w:p>
         </w:tc>
@@ -12948,18 +11987,8 @@
                 <w:sz w:val="16"/>
                 <w:szCs w:val="16"/>
               </w:rPr>
-              <w:t xml:space="preserve">Daily </w:t>
-            </w:r>
-            <w:proofErr w:type="gramStart"/>
-            <w:r>
-              <w:rPr>
-                <w:b/>
-                <w:sz w:val="16"/>
-                <w:szCs w:val="16"/>
-              </w:rPr>
-              <w:t>meeting</w:t>
-            </w:r>
-            <w:proofErr w:type="gramEnd"/>
+              <w:t>Daily meeting</w:t>
+            </w:r>
           </w:p>
         </w:tc>
         <w:tc>
@@ -13622,23 +12651,13 @@
                 <w:szCs w:val="16"/>
               </w:rPr>
             </w:pPr>
-            <w:proofErr w:type="spellStart"/>
-            <w:r>
-              <w:rPr>
-                <w:b/>
-                <w:sz w:val="16"/>
-                <w:szCs w:val="16"/>
-              </w:rPr>
-              <w:t>Burndown</w:t>
-            </w:r>
-            <w:proofErr w:type="spellEnd"/>
-            <w:r>
-              <w:rPr>
-                <w:b/>
-                <w:sz w:val="16"/>
-                <w:szCs w:val="16"/>
-              </w:rPr>
-              <w:t xml:space="preserve"> chart</w:t>
+            <w:r>
+              <w:rPr>
+                <w:b/>
+                <w:sz w:val="16"/>
+                <w:szCs w:val="16"/>
+              </w:rPr>
+              <w:t>Burndown chart</w:t>
             </w:r>
           </w:p>
         </w:tc>
@@ -16326,6 +15345,7 @@
   <w:style w:type="character" w:default="1" w:styleId="Fuentedeprrafopredeter">
     <w:name w:val="Default Paragraph Font"/>
     <w:uiPriority w:val="1"/>
+    <w:semiHidden/>
     <w:unhideWhenUsed/>
   </w:style>
   <w:style w:type="table" w:default="1" w:styleId="Tablanormal">
@@ -16925,21 +15945,6 @@
 </file>
 
 <file path=customXml/item1.xml><?xml version="1.0" encoding="utf-8"?>
-<p:properties xmlns:p="http://schemas.microsoft.com/office/2006/metadata/properties" xmlns:xsi="http://www.w3.org/2001/XMLSchema-instance" xmlns:pc="http://schemas.microsoft.com/office/infopath/2007/PartnerControls">
-  <documentManagement/>
-</p:properties>
-</file>
-
-<file path=customXml/item2.xml><?xml version="1.0" encoding="utf-8"?>
-<?mso-contentType ?>
-<FormTemplates xmlns="http://schemas.microsoft.com/sharepoint/v3/contenttype/forms">
-  <Display>DocumentLibraryForm</Display>
-  <Edit>DocumentLibraryForm</Edit>
-  <New>DocumentLibraryForm</New>
-</FormTemplates>
-</file>
-
-<file path=customXml/item3.xml><?xml version="1.0" encoding="utf-8"?>
 <ct:contentTypeSchema xmlns:ct="http://schemas.microsoft.com/office/2006/metadata/contentType" xmlns:ma="http://schemas.microsoft.com/office/2006/metadata/properties/metaAttributes" ct:_="" ma:_="" ma:contentTypeName="Documento" ma:contentTypeID="0x010100E96778489EE7714D8BD12CC105EB918B" ma:contentTypeVersion="2" ma:contentTypeDescription="Crear nuevo documento." ma:contentTypeScope="" ma:versionID="416c5c7ae9b5d54d83875cd3c65194e3">
   <xsd:schema xmlns:xsd="http://www.w3.org/2001/XMLSchema" xmlns:xs="http://www.w3.org/2001/XMLSchema" xmlns:p="http://schemas.microsoft.com/office/2006/metadata/properties" xmlns:ns2="126e8a1c-9ea9-435a-ac89-d06c80d62e30" targetNamespace="http://schemas.microsoft.com/office/2006/metadata/properties" ma:root="true" ma:fieldsID="70a237c842677bd850644f8595079f5e" ns2:_="">
     <xsd:import namespace="126e8a1c-9ea9-435a-ac89-d06c80d62e30"/>
@@ -17071,24 +16076,22 @@
 </ct:contentTypeSchema>
 </file>
 
-<file path=customXml/itemProps1.xml><?xml version="1.0" encoding="utf-8"?>
-<ds:datastoreItem xmlns:ds="http://schemas.openxmlformats.org/officeDocument/2006/customXml" ds:itemID="{38174882-579A-45DC-A704-C035A9357F73}">
-  <ds:schemaRefs>
-    <ds:schemaRef ds:uri="http://schemas.microsoft.com/office/2006/metadata/properties"/>
-    <ds:schemaRef ds:uri="http://schemas.microsoft.com/office/infopath/2007/PartnerControls"/>
-  </ds:schemaRefs>
-</ds:datastoreItem>
+<file path=customXml/item2.xml><?xml version="1.0" encoding="utf-8"?>
+<?mso-contentType ?>
+<FormTemplates xmlns="http://schemas.microsoft.com/sharepoint/v3/contenttype/forms">
+  <Display>DocumentLibraryForm</Display>
+  <Edit>DocumentLibraryForm</Edit>
+  <New>DocumentLibraryForm</New>
+</FormTemplates>
 </file>
 
-<file path=customXml/itemProps2.xml><?xml version="1.0" encoding="utf-8"?>
-<ds:datastoreItem xmlns:ds="http://schemas.openxmlformats.org/officeDocument/2006/customXml" ds:itemID="{F3E3E2F7-59E7-4722-B872-D023DC9D1CC1}">
-  <ds:schemaRefs>
-    <ds:schemaRef ds:uri="http://schemas.microsoft.com/sharepoint/v3/contenttype/forms"/>
-  </ds:schemaRefs>
-</ds:datastoreItem>
+<file path=customXml/item3.xml><?xml version="1.0" encoding="utf-8"?>
+<p:properties xmlns:p="http://schemas.microsoft.com/office/2006/metadata/properties" xmlns:xsi="http://www.w3.org/2001/XMLSchema-instance" xmlns:pc="http://schemas.microsoft.com/office/infopath/2007/PartnerControls">
+  <documentManagement/>
+</p:properties>
 </file>
 
-<file path=customXml/itemProps3.xml><?xml version="1.0" encoding="utf-8"?>
+<file path=customXml/itemProps1.xml><?xml version="1.0" encoding="utf-8"?>
 <ds:datastoreItem xmlns:ds="http://schemas.openxmlformats.org/officeDocument/2006/customXml" ds:itemID="{7C9B9CFF-B258-43B4-948A-968A031773F5}">
   <ds:schemaRefs>
     <ds:schemaRef ds:uri="http://schemas.microsoft.com/office/2006/metadata/contentType"/>
@@ -17104,4 +16107,21 @@
     <ds:schemaRef ds:uri="http://schemas.microsoft.com/internal/obd"/>
   </ds:schemaRefs>
 </ds:datastoreItem>
+</file>
+
+<file path=customXml/itemProps2.xml><?xml version="1.0" encoding="utf-8"?>
+<ds:datastoreItem xmlns:ds="http://schemas.openxmlformats.org/officeDocument/2006/customXml" ds:itemID="{F3E3E2F7-59E7-4722-B872-D023DC9D1CC1}">
+  <ds:schemaRefs>
+    <ds:schemaRef ds:uri="http://schemas.microsoft.com/sharepoint/v3/contenttype/forms"/>
+  </ds:schemaRefs>
+</ds:datastoreItem>
+</file>
+
+<file path=customXml/itemProps3.xml><?xml version="1.0" encoding="utf-8"?>
+<ds:datastoreItem xmlns:ds="http://schemas.openxmlformats.org/officeDocument/2006/customXml" ds:itemID="{38174882-579A-45DC-A704-C035A9357F73}">
+  <ds:schemaRefs>
+    <ds:schemaRef ds:uri="http://schemas.microsoft.com/office/2006/metadata/properties"/>
+    <ds:schemaRef ds:uri="http://schemas.microsoft.com/office/infopath/2007/PartnerControls"/>
+  </ds:schemaRefs>
+</ds:datastoreItem>
 </file>
--- a/capstone-2026-002D-equipo11/docs/FASE 1 - definición/EVIDENCIAS GRUPALES/1.5_GuiaEstudiante_Fase 1_Definicion Proyecto APT.docx
+++ b/capstone-2026-002D-equipo11/docs/FASE 1 - definición/EVIDENCIAS GRUPALES/1.5_GuiaEstudiante_Fase 1_Definicion Proyecto APT.docx
@@ -156,6 +156,7 @@
                                 </w:rPr>
                                 <w:t xml:space="preserve">Asignatura </w:t>
                               </w:r>
+                              <w:proofErr w:type="spellStart"/>
                               <w:r>
                                 <w:rPr>
                                   <w:b/>
@@ -165,6 +166,7 @@
                                 </w:rPr>
                                 <w:t>Capstone</w:t>
                               </w:r>
+                              <w:proofErr w:type="spellEnd"/>
                             </w:p>
                           </w:txbxContent>
                         </wps:txbx>
@@ -329,6 +331,7 @@
                           </w:rPr>
                           <w:t xml:space="preserve">Asignatura </w:t>
                         </w:r>
+                        <w:proofErr w:type="spellStart"/>
                         <w:r>
                           <w:rPr>
                             <w:b/>
@@ -338,6 +341,7 @@
                           </w:rPr>
                           <w:t>Capstone</w:t>
                         </w:r>
+                        <w:proofErr w:type="spellEnd"/>
                       </w:p>
                     </w:txbxContent>
                   </v:textbox>
@@ -924,8 +928,9 @@
                 <w:szCs w:val="20"/>
                 <w:lang w:eastAsia="es-CL"/>
               </w:rPr>
-              <w:t xml:space="preserve">Machine learning; Big Data; Inteligencia artificial; Minería de datos, Deep learning, Gestión de proyecto </w:t>
-            </w:r>
+              <w:t xml:space="preserve">Machine </w:t>
+            </w:r>
+            <w:proofErr w:type="spellStart"/>
             <w:r>
               <w:rPr>
                 <w:rFonts w:ascii="Calibri" w:hAnsi="Calibri" w:cs="Arial"/>
@@ -935,6 +940,53 @@
                 <w:szCs w:val="20"/>
                 <w:lang w:eastAsia="es-CL"/>
               </w:rPr>
+              <w:t>learning</w:t>
+            </w:r>
+            <w:proofErr w:type="spellEnd"/>
+            <w:r>
+              <w:rPr>
+                <w:rFonts w:ascii="Calibri" w:hAnsi="Calibri" w:cs="Arial"/>
+                <w:i/>
+                <w:color w:val="548DD4"/>
+                <w:sz w:val="20"/>
+                <w:szCs w:val="20"/>
+                <w:lang w:eastAsia="es-CL"/>
+              </w:rPr>
+              <w:t xml:space="preserve">; Big Data; Inteligencia artificial; Minería de datos, Deep </w:t>
+            </w:r>
+            <w:proofErr w:type="spellStart"/>
+            <w:r>
+              <w:rPr>
+                <w:rFonts w:ascii="Calibri" w:hAnsi="Calibri" w:cs="Arial"/>
+                <w:i/>
+                <w:color w:val="548DD4"/>
+                <w:sz w:val="20"/>
+                <w:szCs w:val="20"/>
+                <w:lang w:eastAsia="es-CL"/>
+              </w:rPr>
+              <w:t>learning</w:t>
+            </w:r>
+            <w:proofErr w:type="spellEnd"/>
+            <w:r>
+              <w:rPr>
+                <w:rFonts w:ascii="Calibri" w:hAnsi="Calibri" w:cs="Arial"/>
+                <w:i/>
+                <w:color w:val="548DD4"/>
+                <w:sz w:val="20"/>
+                <w:szCs w:val="20"/>
+                <w:lang w:eastAsia="es-CL"/>
+              </w:rPr>
+              <w:t xml:space="preserve">, Gestión de proyecto </w:t>
+            </w:r>
+            <w:r>
+              <w:rPr>
+                <w:rFonts w:ascii="Calibri" w:hAnsi="Calibri" w:cs="Arial"/>
+                <w:i/>
+                <w:color w:val="548DD4"/>
+                <w:sz w:val="20"/>
+                <w:szCs w:val="20"/>
+                <w:lang w:eastAsia="es-CL"/>
+              </w:rPr>
               <w:t>informática</w:t>
             </w:r>
             <w:r>
@@ -957,7 +1009,55 @@
                 <w:szCs w:val="20"/>
                 <w:lang w:eastAsia="es-CL"/>
               </w:rPr>
-              <w:t xml:space="preserve"> Desarrollo Web, front-end, back-end, base de datos.</w:t>
+              <w:t xml:space="preserve"> Desarrollo Web, </w:t>
+            </w:r>
+            <w:proofErr w:type="spellStart"/>
+            <w:r>
+              <w:rPr>
+                <w:rFonts w:ascii="Calibri" w:hAnsi="Calibri" w:cs="Arial"/>
+                <w:i/>
+                <w:color w:val="548DD4"/>
+                <w:sz w:val="20"/>
+                <w:szCs w:val="20"/>
+                <w:lang w:eastAsia="es-CL"/>
+              </w:rPr>
+              <w:t>front-end</w:t>
+            </w:r>
+            <w:proofErr w:type="spellEnd"/>
+            <w:r>
+              <w:rPr>
+                <w:rFonts w:ascii="Calibri" w:hAnsi="Calibri" w:cs="Arial"/>
+                <w:i/>
+                <w:color w:val="548DD4"/>
+                <w:sz w:val="20"/>
+                <w:szCs w:val="20"/>
+                <w:lang w:eastAsia="es-CL"/>
+              </w:rPr>
+              <w:t>, back-</w:t>
+            </w:r>
+            <w:proofErr w:type="spellStart"/>
+            <w:r>
+              <w:rPr>
+                <w:rFonts w:ascii="Calibri" w:hAnsi="Calibri" w:cs="Arial"/>
+                <w:i/>
+                <w:color w:val="548DD4"/>
+                <w:sz w:val="20"/>
+                <w:szCs w:val="20"/>
+                <w:lang w:eastAsia="es-CL"/>
+              </w:rPr>
+              <w:t>end</w:t>
+            </w:r>
+            <w:proofErr w:type="spellEnd"/>
+            <w:r>
+              <w:rPr>
+                <w:rFonts w:ascii="Calibri" w:hAnsi="Calibri" w:cs="Arial"/>
+                <w:i/>
+                <w:color w:val="548DD4"/>
+                <w:sz w:val="20"/>
+                <w:szCs w:val="20"/>
+                <w:lang w:eastAsia="es-CL"/>
+              </w:rPr>
+              <w:t>, base de datos.</w:t>
             </w:r>
             <w:r>
               <w:rPr>
@@ -1305,7 +1405,31 @@
                 <w:szCs w:val="20"/>
                 <w:lang w:eastAsia="es-CL"/>
               </w:rPr>
-              <w:t>Se escogió el desarrollo de Agentes de IA al ser el foco principal de todos campos de desarrollo y soluciones TI en la actualidad. Sea en la industria del entretenimiento, videojuegos, transporte, delivery, noticias etc. El desarrollo de inteligencias artificiales y la automatización representa una nueva área de desarrollo, progreso y solución para la sociedad en general, por lo que se considera extremadamente relevante el poder uno introducirse, experimentar y desarrollar para este campo de la informática.</w:t>
+              <w:t xml:space="preserve">Se escogió el desarrollo de Agentes de IA al ser el foco principal de todos campos de desarrollo y soluciones TI en la actualidad. Sea en la industria del entretenimiento, videojuegos, transporte, </w:t>
+            </w:r>
+            <w:proofErr w:type="spellStart"/>
+            <w:r>
+              <w:rPr>
+                <w:rFonts w:ascii="Calibri" w:hAnsi="Calibri" w:cs="Arial"/>
+                <w:i/>
+                <w:color w:val="548DD4"/>
+                <w:sz w:val="20"/>
+                <w:szCs w:val="20"/>
+                <w:lang w:eastAsia="es-CL"/>
+              </w:rPr>
+              <w:t>delivery</w:t>
+            </w:r>
+            <w:proofErr w:type="spellEnd"/>
+            <w:r>
+              <w:rPr>
+                <w:rFonts w:ascii="Calibri" w:hAnsi="Calibri" w:cs="Arial"/>
+                <w:i/>
+                <w:color w:val="548DD4"/>
+                <w:sz w:val="20"/>
+                <w:szCs w:val="20"/>
+                <w:lang w:eastAsia="es-CL"/>
+              </w:rPr>
+              <w:t>, noticias etc. El desarrollo de inteligencias artificiales y la automatización representa una nueva área de desarrollo, progreso y solución para la sociedad en general, por lo que se considera extremadamente relevante el poder uno introducirse, experimentar y desarrollar para este campo de la informática.</w:t>
             </w:r>
           </w:p>
           <w:p>
@@ -1760,7 +1884,33 @@
                 <w:szCs w:val="20"/>
                 <w:lang w:eastAsia="es-CL"/>
               </w:rPr>
-              <w:t>El aporte de valor que posee este proyecto APT es el trabajar con nuevas tecnologías vanguardistas, que apenas se están explorando. Resolver una problemática muy común como es el uso de inteligencia artificial para el análisis de bolsa de valores mediante la implementación de RAGs para el manejo continuo de múltiples fuentes de datos con contexto actualizado.</w:t>
+              <w:t xml:space="preserve">El aporte de valor que posee este proyecto APT es el trabajar con nuevas tecnologías vanguardistas, que apenas se están explorando. Resolver una problemática muy común como es el uso de inteligencia artificial para el análisis de bolsa de valores mediante la implementación de </w:t>
+            </w:r>
+            <w:proofErr w:type="spellStart"/>
+            <w:r>
+              <w:rPr>
+                <w:rFonts w:ascii="Calibri" w:hAnsi="Calibri" w:cs="Arial"/>
+                <w:i/>
+                <w:iCs/>
+                <w:color w:val="548DD4"/>
+                <w:sz w:val="20"/>
+                <w:szCs w:val="20"/>
+                <w:lang w:eastAsia="es-CL"/>
+              </w:rPr>
+              <w:t>RAGs</w:t>
+            </w:r>
+            <w:proofErr w:type="spellEnd"/>
+            <w:r>
+              <w:rPr>
+                <w:rFonts w:ascii="Calibri" w:hAnsi="Calibri" w:cs="Arial"/>
+                <w:i/>
+                <w:iCs/>
+                <w:color w:val="548DD4"/>
+                <w:sz w:val="20"/>
+                <w:szCs w:val="20"/>
+                <w:lang w:eastAsia="es-CL"/>
+              </w:rPr>
+              <w:t xml:space="preserve"> para el manejo continuo de múltiples fuentes de datos con contexto actualizado.</w:t>
             </w:r>
           </w:p>
           <w:p>
@@ -2144,8 +2294,21 @@
                 <w:szCs w:val="20"/>
                 <w:lang w:eastAsia="es-CL"/>
               </w:rPr>
-              <w:t>2.- Deep learning</w:t>
-            </w:r>
+              <w:t xml:space="preserve">2.- Deep </w:t>
+            </w:r>
+            <w:proofErr w:type="spellStart"/>
+            <w:r>
+              <w:rPr>
+                <w:rFonts w:ascii="Calibri" w:hAnsi="Calibri" w:cs="Arial"/>
+                <w:i/>
+                <w:color w:val="548DD4"/>
+                <w:sz w:val="20"/>
+                <w:szCs w:val="20"/>
+                <w:lang w:eastAsia="es-CL"/>
+              </w:rPr>
+              <w:t>learning</w:t>
+            </w:r>
+            <w:proofErr w:type="spellEnd"/>
           </w:p>
           <w:p>
             <w:pPr>
@@ -2725,7 +2888,55 @@
                 <w:szCs w:val="20"/>
                 <w:lang w:eastAsia="es-CL"/>
               </w:rPr>
-              <w:t xml:space="preserve">: Visual studio; N8N, Gemini, APIs, </w:t>
+              <w:t xml:space="preserve">: Visual </w:t>
+            </w:r>
+            <w:proofErr w:type="spellStart"/>
+            <w:r>
+              <w:rPr>
+                <w:rFonts w:ascii="Calibri" w:hAnsi="Calibri" w:cs="Arial"/>
+                <w:i/>
+                <w:color w:val="548DD4"/>
+                <w:sz w:val="20"/>
+                <w:szCs w:val="20"/>
+                <w:lang w:eastAsia="es-CL"/>
+              </w:rPr>
+              <w:t>studio</w:t>
+            </w:r>
+            <w:proofErr w:type="spellEnd"/>
+            <w:r>
+              <w:rPr>
+                <w:rFonts w:ascii="Calibri" w:hAnsi="Calibri" w:cs="Arial"/>
+                <w:i/>
+                <w:color w:val="548DD4"/>
+                <w:sz w:val="20"/>
+                <w:szCs w:val="20"/>
+                <w:lang w:eastAsia="es-CL"/>
+              </w:rPr>
+              <w:t xml:space="preserve">; N8N, Gemini, </w:t>
+            </w:r>
+            <w:proofErr w:type="spellStart"/>
+            <w:r>
+              <w:rPr>
+                <w:rFonts w:ascii="Calibri" w:hAnsi="Calibri" w:cs="Arial"/>
+                <w:i/>
+                <w:color w:val="548DD4"/>
+                <w:sz w:val="20"/>
+                <w:szCs w:val="20"/>
+                <w:lang w:eastAsia="es-CL"/>
+              </w:rPr>
+              <w:t>APIs</w:t>
+            </w:r>
+            <w:proofErr w:type="spellEnd"/>
+            <w:r>
+              <w:rPr>
+                <w:rFonts w:ascii="Calibri" w:hAnsi="Calibri" w:cs="Arial"/>
+                <w:i/>
+                <w:color w:val="548DD4"/>
+                <w:sz w:val="20"/>
+                <w:szCs w:val="20"/>
+                <w:lang w:eastAsia="es-CL"/>
+              </w:rPr>
+              <w:t xml:space="preserve">, </w:t>
             </w:r>
           </w:p>
           <w:p>
@@ -3230,7 +3441,55 @@
                 <w:szCs w:val="20"/>
                 <w:lang w:eastAsia="es-CL"/>
               </w:rPr>
-              <w:t>2.- Automatizar procesos de comunicación entre departamentos via correo o Whatsapp con Agentes de IA</w:t>
+              <w:t xml:space="preserve">2.- Automatizar procesos de comunicación entre departamentos </w:t>
+            </w:r>
+            <w:proofErr w:type="spellStart"/>
+            <w:r>
+              <w:rPr>
+                <w:rFonts w:ascii="Calibri" w:hAnsi="Calibri" w:cs="Arial"/>
+                <w:i/>
+                <w:color w:val="548DD4"/>
+                <w:sz w:val="20"/>
+                <w:szCs w:val="20"/>
+                <w:lang w:eastAsia="es-CL"/>
+              </w:rPr>
+              <w:t>via</w:t>
+            </w:r>
+            <w:proofErr w:type="spellEnd"/>
+            <w:r>
+              <w:rPr>
+                <w:rFonts w:ascii="Calibri" w:hAnsi="Calibri" w:cs="Arial"/>
+                <w:i/>
+                <w:color w:val="548DD4"/>
+                <w:sz w:val="20"/>
+                <w:szCs w:val="20"/>
+                <w:lang w:eastAsia="es-CL"/>
+              </w:rPr>
+              <w:t xml:space="preserve"> correo o </w:t>
+            </w:r>
+            <w:proofErr w:type="spellStart"/>
+            <w:r>
+              <w:rPr>
+                <w:rFonts w:ascii="Calibri" w:hAnsi="Calibri" w:cs="Arial"/>
+                <w:i/>
+                <w:color w:val="548DD4"/>
+                <w:sz w:val="20"/>
+                <w:szCs w:val="20"/>
+                <w:lang w:eastAsia="es-CL"/>
+              </w:rPr>
+              <w:t>Whatsapp</w:t>
+            </w:r>
+            <w:proofErr w:type="spellEnd"/>
+            <w:r>
+              <w:rPr>
+                <w:rFonts w:ascii="Calibri" w:hAnsi="Calibri" w:cs="Arial"/>
+                <w:i/>
+                <w:color w:val="548DD4"/>
+                <w:sz w:val="20"/>
+                <w:szCs w:val="20"/>
+                <w:lang w:eastAsia="es-CL"/>
+              </w:rPr>
+              <w:t xml:space="preserve"> con Agentes de IA</w:t>
             </w:r>
           </w:p>
           <w:p>
@@ -3623,8 +3882,21 @@
                 <w:szCs w:val="20"/>
                 <w:lang w:eastAsia="es-CL"/>
               </w:rPr>
-              <w:t>Sprint Backlog y Scrumboard</w:t>
-            </w:r>
+              <w:t xml:space="preserve">Sprint Backlog y </w:t>
+            </w:r>
+            <w:proofErr w:type="spellStart"/>
+            <w:r>
+              <w:rPr>
+                <w:rFonts w:ascii="Calibri" w:hAnsi="Calibri" w:cs="Arial"/>
+                <w:i/>
+                <w:color w:val="FF0000"/>
+                <w:sz w:val="18"/>
+                <w:szCs w:val="20"/>
+                <w:lang w:eastAsia="es-CL"/>
+              </w:rPr>
+              <w:t>Scrumboard</w:t>
+            </w:r>
+            <w:proofErr w:type="spellEnd"/>
           </w:p>
           <w:p>
             <w:pPr>
@@ -3652,8 +3924,21 @@
                 <w:szCs w:val="20"/>
                 <w:lang w:eastAsia="es-CL"/>
               </w:rPr>
-              <w:t>Daily Meeting</w:t>
-            </w:r>
+              <w:t xml:space="preserve">Daily </w:t>
+            </w:r>
+            <w:proofErr w:type="gramStart"/>
+            <w:r>
+              <w:rPr>
+                <w:rFonts w:ascii="Calibri" w:hAnsi="Calibri" w:cs="Arial"/>
+                <w:i/>
+                <w:color w:val="FF0000"/>
+                <w:sz w:val="18"/>
+                <w:szCs w:val="20"/>
+                <w:lang w:eastAsia="es-CL"/>
+              </w:rPr>
+              <w:t>Meeting</w:t>
+            </w:r>
+            <w:proofErr w:type="gramEnd"/>
           </w:p>
           <w:p>
             <w:pPr>
@@ -3696,6 +3981,7 @@
                 <w:lang w:eastAsia="es-CL"/>
               </w:rPr>
             </w:pPr>
+            <w:proofErr w:type="spellStart"/>
             <w:r>
               <w:rPr>
                 <w:rFonts w:ascii="Calibri" w:hAnsi="Calibri" w:cs="Arial"/>
@@ -3705,8 +3991,81 @@
                 <w:szCs w:val="20"/>
                 <w:lang w:eastAsia="es-CL"/>
               </w:rPr>
-              <w:t>Impact Mapping y User Story Mapping</w:t>
-            </w:r>
+              <w:t>Impact</w:t>
+            </w:r>
+            <w:proofErr w:type="spellEnd"/>
+            <w:r>
+              <w:rPr>
+                <w:rFonts w:ascii="Calibri" w:hAnsi="Calibri" w:cs="Arial"/>
+                <w:i/>
+                <w:color w:val="FF0000"/>
+                <w:sz w:val="18"/>
+                <w:szCs w:val="20"/>
+                <w:lang w:eastAsia="es-CL"/>
+              </w:rPr>
+              <w:t xml:space="preserve"> </w:t>
+            </w:r>
+            <w:proofErr w:type="spellStart"/>
+            <w:r>
+              <w:rPr>
+                <w:rFonts w:ascii="Calibri" w:hAnsi="Calibri" w:cs="Arial"/>
+                <w:i/>
+                <w:color w:val="FF0000"/>
+                <w:sz w:val="18"/>
+                <w:szCs w:val="20"/>
+                <w:lang w:eastAsia="es-CL"/>
+              </w:rPr>
+              <w:t>Mapping</w:t>
+            </w:r>
+            <w:proofErr w:type="spellEnd"/>
+            <w:r>
+              <w:rPr>
+                <w:rFonts w:ascii="Calibri" w:hAnsi="Calibri" w:cs="Arial"/>
+                <w:i/>
+                <w:color w:val="FF0000"/>
+                <w:sz w:val="18"/>
+                <w:szCs w:val="20"/>
+                <w:lang w:eastAsia="es-CL"/>
+              </w:rPr>
+              <w:t xml:space="preserve"> y </w:t>
+            </w:r>
+            <w:proofErr w:type="spellStart"/>
+            <w:r>
+              <w:rPr>
+                <w:rFonts w:ascii="Calibri" w:hAnsi="Calibri" w:cs="Arial"/>
+                <w:i/>
+                <w:color w:val="FF0000"/>
+                <w:sz w:val="18"/>
+                <w:szCs w:val="20"/>
+                <w:lang w:eastAsia="es-CL"/>
+              </w:rPr>
+              <w:t>User</w:t>
+            </w:r>
+            <w:proofErr w:type="spellEnd"/>
+            <w:r>
+              <w:rPr>
+                <w:rFonts w:ascii="Calibri" w:hAnsi="Calibri" w:cs="Arial"/>
+                <w:i/>
+                <w:color w:val="FF0000"/>
+                <w:sz w:val="18"/>
+                <w:szCs w:val="20"/>
+                <w:lang w:eastAsia="es-CL"/>
+              </w:rPr>
+              <w:t xml:space="preserve"> Story </w:t>
+            </w:r>
+            <w:proofErr w:type="spellStart"/>
+            <w:r>
+              <w:rPr>
+                <w:rFonts w:ascii="Calibri" w:hAnsi="Calibri" w:cs="Arial"/>
+                <w:i/>
+                <w:color w:val="FF0000"/>
+                <w:sz w:val="18"/>
+                <w:szCs w:val="20"/>
+                <w:lang w:eastAsia="es-CL"/>
+              </w:rPr>
+              <w:t>Mapping</w:t>
+            </w:r>
+            <w:proofErr w:type="spellEnd"/>
           </w:p>
           <w:p>
             <w:pPr>
@@ -3754,6 +4113,7 @@
                 <w:lang w:eastAsia="es-CL"/>
               </w:rPr>
             </w:pPr>
+            <w:proofErr w:type="spellStart"/>
             <w:r>
               <w:rPr>
                 <w:rFonts w:ascii="Calibri" w:hAnsi="Calibri" w:cs="Arial"/>
@@ -3763,7 +4123,19 @@
                 <w:szCs w:val="20"/>
                 <w:lang w:eastAsia="es-CL"/>
               </w:rPr>
-              <w:t>Burndown Chart</w:t>
+              <w:t>Burndown</w:t>
+            </w:r>
+            <w:proofErr w:type="spellEnd"/>
+            <w:r>
+              <w:rPr>
+                <w:rFonts w:ascii="Calibri" w:hAnsi="Calibri" w:cs="Arial"/>
+                <w:i/>
+                <w:color w:val="FF0000"/>
+                <w:sz w:val="18"/>
+                <w:szCs w:val="20"/>
+                <w:lang w:eastAsia="es-CL"/>
+              </w:rPr>
+              <w:t xml:space="preserve"> Chart</w:t>
             </w:r>
           </w:p>
           <w:p>
@@ -3821,7 +4193,31 @@
                 <w:szCs w:val="20"/>
                 <w:lang w:eastAsia="es-CL"/>
               </w:rPr>
-              <w:t>Eventos Clave (Review, Retrospective)</w:t>
+              <w:t>Eventos Clave (</w:t>
+            </w:r>
+            <w:proofErr w:type="spellStart"/>
+            <w:r>
+              <w:rPr>
+                <w:rFonts w:ascii="Calibri" w:hAnsi="Calibri" w:cs="Arial"/>
+                <w:i/>
+                <w:color w:val="FF0000"/>
+                <w:sz w:val="18"/>
+                <w:szCs w:val="20"/>
+                <w:lang w:eastAsia="es-CL"/>
+              </w:rPr>
+              <w:t>Review</w:t>
+            </w:r>
+            <w:proofErr w:type="spellEnd"/>
+            <w:r>
+              <w:rPr>
+                <w:rFonts w:ascii="Calibri" w:hAnsi="Calibri" w:cs="Arial"/>
+                <w:i/>
+                <w:color w:val="FF0000"/>
+                <w:sz w:val="18"/>
+                <w:szCs w:val="20"/>
+                <w:lang w:eastAsia="es-CL"/>
+              </w:rPr>
+              <w:t>, Retrospective)</w:t>
             </w:r>
           </w:p>
         </w:tc>
@@ -4196,8 +4592,19 @@
                 <w:bCs/>
                 <w:color w:val="1F3864" w:themeColor="accent1" w:themeShade="80"/>
               </w:rPr>
-              <w:t>Sprint Backlog y Scrumboard</w:t>
-            </w:r>
+              <w:t xml:space="preserve">Sprint Backlog y </w:t>
+            </w:r>
+            <w:proofErr w:type="spellStart"/>
+            <w:r>
+              <w:rPr>
+                <w:rFonts w:ascii="Calibri" w:hAnsi="Calibri"/>
+                <w:b/>
+                <w:bCs/>
+                <w:color w:val="1F3864" w:themeColor="accent1" w:themeShade="80"/>
+              </w:rPr>
+              <w:t>Scrumboard</w:t>
+            </w:r>
+            <w:proofErr w:type="spellEnd"/>
           </w:p>
           <w:p>
             <w:pPr>
@@ -4236,8 +4643,9 @@
                 <w:szCs w:val="20"/>
                 <w:lang w:eastAsia="es-CL"/>
               </w:rPr>
-              <w:t xml:space="preserve">El conjunto de elementos del Product Backlog seleccionados para </w:t>
-            </w:r>
+              <w:t xml:space="preserve">El conjunto de elementos del </w:t>
+            </w:r>
+            <w:proofErr w:type="spellStart"/>
             <w:r>
               <w:rPr>
                 <w:rFonts w:ascii="Calibri" w:hAnsi="Calibri" w:cs="Arial"/>
@@ -4247,6 +4655,29 @@
                 <w:szCs w:val="20"/>
                 <w:lang w:eastAsia="es-CL"/>
               </w:rPr>
+              <w:t>Product</w:t>
+            </w:r>
+            <w:proofErr w:type="spellEnd"/>
+            <w:r>
+              <w:rPr>
+                <w:rFonts w:ascii="Calibri" w:hAnsi="Calibri" w:cs="Arial"/>
+                <w:i/>
+                <w:color w:val="4472C4" w:themeColor="accent1"/>
+                <w:sz w:val="18"/>
+                <w:szCs w:val="20"/>
+                <w:lang w:eastAsia="es-CL"/>
+              </w:rPr>
+              <w:t xml:space="preserve"> Backlog seleccionados para </w:t>
+            </w:r>
+            <w:r>
+              <w:rPr>
+                <w:rFonts w:ascii="Calibri" w:hAnsi="Calibri" w:cs="Arial"/>
+                <w:i/>
+                <w:color w:val="4472C4" w:themeColor="accent1"/>
+                <w:sz w:val="18"/>
+                <w:szCs w:val="20"/>
+                <w:lang w:eastAsia="es-CL"/>
+              </w:rPr>
               <w:t>nuestro</w:t>
             </w:r>
             <w:r>
@@ -4258,7 +4689,31 @@
                 <w:szCs w:val="20"/>
                 <w:lang w:eastAsia="es-CL"/>
               </w:rPr>
-              <w:t xml:space="preserve"> Sprint, junto con un plan para entregar el Incremento del Producto. El Scrumboard </w:t>
+              <w:t xml:space="preserve"> Sprint, junto con un plan para entregar el Incremento del Producto. El </w:t>
+            </w:r>
+            <w:proofErr w:type="spellStart"/>
+            <w:r>
+              <w:rPr>
+                <w:rFonts w:ascii="Calibri" w:hAnsi="Calibri" w:cs="Arial"/>
+                <w:i/>
+                <w:color w:val="4472C4" w:themeColor="accent1"/>
+                <w:sz w:val="18"/>
+                <w:szCs w:val="20"/>
+                <w:lang w:eastAsia="es-CL"/>
+              </w:rPr>
+              <w:t>Scrumboard</w:t>
+            </w:r>
+            <w:proofErr w:type="spellEnd"/>
+            <w:r>
+              <w:rPr>
+                <w:rFonts w:ascii="Calibri" w:hAnsi="Calibri" w:cs="Arial"/>
+                <w:i/>
+                <w:color w:val="4472C4" w:themeColor="accent1"/>
+                <w:sz w:val="18"/>
+                <w:szCs w:val="20"/>
+                <w:lang w:eastAsia="es-CL"/>
+              </w:rPr>
+              <w:t xml:space="preserve"> </w:t>
             </w:r>
             <w:r>
               <w:rPr>
@@ -4301,7 +4756,59 @@
                 <w:sz w:val="18"/>
                 <w:szCs w:val="18"/>
               </w:rPr>
-              <w:t>Es importante tener un dashboard que nos permita visualizar nuestro avance y uso de productos para el incremento de valor del producto en cada iteración de mejora (spint)</w:t>
+              <w:t xml:space="preserve">Es importante tener un </w:t>
+            </w:r>
+            <w:proofErr w:type="spellStart"/>
+            <w:r>
+              <w:rPr>
+                <w:rFonts w:ascii="Calibri" w:hAnsi="Calibri"/>
+                <w:bCs/>
+                <w:i/>
+                <w:iCs/>
+                <w:color w:val="0070C0"/>
+                <w:sz w:val="18"/>
+                <w:szCs w:val="18"/>
+              </w:rPr>
+              <w:t>dashboard</w:t>
+            </w:r>
+            <w:proofErr w:type="spellEnd"/>
+            <w:r>
+              <w:rPr>
+                <w:rFonts w:ascii="Calibri" w:hAnsi="Calibri"/>
+                <w:bCs/>
+                <w:i/>
+                <w:iCs/>
+                <w:color w:val="0070C0"/>
+                <w:sz w:val="18"/>
+                <w:szCs w:val="18"/>
+              </w:rPr>
+              <w:t xml:space="preserve"> que nos permita visualizar nuestro avance y uso de productos para el incremento de valor del producto en cada iteración de mejora (</w:t>
+            </w:r>
+            <w:proofErr w:type="spellStart"/>
+            <w:r>
+              <w:rPr>
+                <w:rFonts w:ascii="Calibri" w:hAnsi="Calibri"/>
+                <w:bCs/>
+                <w:i/>
+                <w:iCs/>
+                <w:color w:val="0070C0"/>
+                <w:sz w:val="18"/>
+                <w:szCs w:val="18"/>
+              </w:rPr>
+              <w:t>spint</w:t>
+            </w:r>
+            <w:proofErr w:type="spellEnd"/>
+            <w:r>
+              <w:rPr>
+                <w:rFonts w:ascii="Calibri" w:hAnsi="Calibri"/>
+                <w:bCs/>
+                <w:i/>
+                <w:iCs/>
+                <w:color w:val="0070C0"/>
+                <w:sz w:val="18"/>
+                <w:szCs w:val="18"/>
+              </w:rPr>
+              <w:t>)</w:t>
             </w:r>
           </w:p>
         </w:tc>
@@ -4454,7 +4961,33 @@
                 <w:sz w:val="18"/>
                 <w:szCs w:val="18"/>
               </w:rPr>
-              <w:t>Y claro, la lista de requerimientos permitidas por el scrum master.</w:t>
+              <w:t xml:space="preserve">Y claro, la lista de requerimientos permitidas por el scrum </w:t>
+            </w:r>
+            <w:proofErr w:type="gramStart"/>
+            <w:r>
+              <w:rPr>
+                <w:rFonts w:ascii="Calibri" w:hAnsi="Calibri"/>
+                <w:bCs/>
+                <w:i/>
+                <w:iCs/>
+                <w:color w:val="0070C0"/>
+                <w:sz w:val="18"/>
+                <w:szCs w:val="18"/>
+              </w:rPr>
+              <w:t>master</w:t>
+            </w:r>
+            <w:proofErr w:type="gramEnd"/>
+            <w:r>
+              <w:rPr>
+                <w:rFonts w:ascii="Calibri" w:hAnsi="Calibri"/>
+                <w:bCs/>
+                <w:i/>
+                <w:iCs/>
+                <w:color w:val="0070C0"/>
+                <w:sz w:val="18"/>
+                <w:szCs w:val="18"/>
+              </w:rPr>
+              <w:t>.</w:t>
             </w:r>
           </w:p>
         </w:tc>
@@ -4639,7 +5172,27 @@
                 <w:bCs/>
                 <w:color w:val="1F3864" w:themeColor="accent1" w:themeShade="80"/>
               </w:rPr>
-              <w:t>Eventos Clave (Review, Retrospective)</w:t>
+              <w:t>Eventos Clave (</w:t>
+            </w:r>
+            <w:proofErr w:type="spellStart"/>
+            <w:r>
+              <w:rPr>
+                <w:rFonts w:ascii="Calibri" w:hAnsi="Calibri"/>
+                <w:b/>
+                <w:bCs/>
+                <w:color w:val="1F3864" w:themeColor="accent1" w:themeShade="80"/>
+              </w:rPr>
+              <w:t>Review</w:t>
+            </w:r>
+            <w:proofErr w:type="spellEnd"/>
+            <w:r>
+              <w:rPr>
+                <w:rFonts w:ascii="Calibri" w:hAnsi="Calibri"/>
+                <w:b/>
+                <w:bCs/>
+                <w:color w:val="1F3864" w:themeColor="accent1" w:themeShade="80"/>
+              </w:rPr>
+              <w:t>, Retrospective)</w:t>
             </w:r>
           </w:p>
           <w:p>
@@ -4710,7 +5263,29 @@
                 <w:iCs/>
                 <w:color w:val="0070C0"/>
               </w:rPr>
-              <w:t>Es importante evaluar si los sprints dieron como resultado un incremento del producto, a fin de corroborar que el proyecto va por buen camino.</w:t>
+              <w:t xml:space="preserve">Es importante evaluar si los </w:t>
+            </w:r>
+            <w:proofErr w:type="spellStart"/>
+            <w:r>
+              <w:rPr>
+                <w:rFonts w:ascii="Calibri" w:hAnsi="Calibri"/>
+                <w:bCs/>
+                <w:i/>
+                <w:iCs/>
+                <w:color w:val="0070C0"/>
+              </w:rPr>
+              <w:t>sprints</w:t>
+            </w:r>
+            <w:proofErr w:type="spellEnd"/>
+            <w:r>
+              <w:rPr>
+                <w:rFonts w:ascii="Calibri" w:hAnsi="Calibri"/>
+                <w:bCs/>
+                <w:i/>
+                <w:iCs/>
+                <w:color w:val="0070C0"/>
+              </w:rPr>
+              <w:t xml:space="preserve"> dieron como resultado un incremento del producto, a fin de corroborar que el proyecto va por buen camino.</w:t>
             </w:r>
           </w:p>
         </w:tc>
@@ -4758,6 +5333,7 @@
                 <w:color w:val="1F3864" w:themeColor="accent1" w:themeShade="80"/>
               </w:rPr>
             </w:pPr>
+            <w:proofErr w:type="spellStart"/>
             <w:r>
               <w:rPr>
                 <w:rFonts w:ascii="Calibri" w:hAnsi="Calibri"/>
@@ -4765,7 +5341,17 @@
                 <w:bCs/>
                 <w:color w:val="1F3864" w:themeColor="accent1" w:themeShade="80"/>
               </w:rPr>
-              <w:t>Burndown Chart</w:t>
+              <w:t>Burndown</w:t>
+            </w:r>
+            <w:proofErr w:type="spellEnd"/>
+            <w:r>
+              <w:rPr>
+                <w:rFonts w:ascii="Calibri" w:hAnsi="Calibri"/>
+                <w:b/>
+                <w:bCs/>
+                <w:color w:val="1F3864" w:themeColor="accent1" w:themeShade="80"/>
+              </w:rPr>
+              <w:t xml:space="preserve"> Chart</w:t>
             </w:r>
           </w:p>
           <w:p>
@@ -4808,7 +5394,33 @@
                 <w:sz w:val="18"/>
                 <w:szCs w:val="18"/>
               </w:rPr>
-              <w:t>Grafico de enfoque en la cantidad de trabajo pendiente en los sprints y backlog.</w:t>
+              <w:t xml:space="preserve">Grafico de enfoque en la cantidad de trabajo pendiente en los </w:t>
+            </w:r>
+            <w:proofErr w:type="spellStart"/>
+            <w:r>
+              <w:rPr>
+                <w:rFonts w:ascii="Calibri" w:hAnsi="Calibri"/>
+                <w:bCs/>
+                <w:i/>
+                <w:iCs/>
+                <w:color w:val="0070C0"/>
+                <w:sz w:val="18"/>
+                <w:szCs w:val="18"/>
+              </w:rPr>
+              <w:t>sprints</w:t>
+            </w:r>
+            <w:proofErr w:type="spellEnd"/>
+            <w:r>
+              <w:rPr>
+                <w:rFonts w:ascii="Calibri" w:hAnsi="Calibri"/>
+                <w:bCs/>
+                <w:i/>
+                <w:iCs/>
+                <w:color w:val="0070C0"/>
+                <w:sz w:val="18"/>
+                <w:szCs w:val="18"/>
+              </w:rPr>
+              <w:t xml:space="preserve"> y backlog.</w:t>
             </w:r>
           </w:p>
         </w:tc>
@@ -5010,7 +5622,23 @@
                 <w:rFonts w:ascii="Calibri" w:hAnsi="Calibri"/>
                 <w:color w:val="1F3864" w:themeColor="accent1" w:themeShade="80"/>
               </w:rPr>
-              <w:t>efine la planificación de tu Proyecto APT de acuerdo a lo requerido</w:t>
+              <w:t xml:space="preserve">efine la planificación de tu Proyecto APT </w:t>
+            </w:r>
+            <w:proofErr w:type="gramStart"/>
+            <w:r>
+              <w:rPr>
+                <w:rFonts w:ascii="Calibri" w:hAnsi="Calibri"/>
+                <w:color w:val="1F3864" w:themeColor="accent1" w:themeShade="80"/>
+              </w:rPr>
+              <w:t>de acuerdo a</w:t>
+            </w:r>
+            <w:proofErr w:type="gramEnd"/>
+            <w:r>
+              <w:rPr>
+                <w:rFonts w:ascii="Calibri" w:hAnsi="Calibri"/>
+                <w:color w:val="1F3864" w:themeColor="accent1" w:themeShade="80"/>
+              </w:rPr>
+              <w:t xml:space="preserve"> lo requerido</w:t>
             </w:r>
             <w:r>
               <w:rPr>
@@ -5387,7 +6015,27 @@
                 <w:sz w:val="18"/>
                 <w:szCs w:val="18"/>
               </w:rPr>
-              <w:t>Definir alcance, problema y visión general con el stakeholder (jefe de TI)</w:t>
+              <w:t xml:space="preserve">Definir alcance, problema y visión general con el </w:t>
+            </w:r>
+            <w:proofErr w:type="spellStart"/>
+            <w:r>
+              <w:rPr>
+                <w:rFonts w:ascii="Calibri" w:hAnsi="Calibri" w:cs="Calibri"/>
+                <w:b/>
+                <w:sz w:val="18"/>
+                <w:szCs w:val="18"/>
+              </w:rPr>
+              <w:t>stakeholder</w:t>
+            </w:r>
+            <w:proofErr w:type="spellEnd"/>
+            <w:r>
+              <w:rPr>
+                <w:rFonts w:ascii="Calibri" w:hAnsi="Calibri" w:cs="Calibri"/>
+                <w:b/>
+                <w:sz w:val="18"/>
+                <w:szCs w:val="18"/>
+              </w:rPr>
+              <w:t xml:space="preserve"> (jefe de TI)</w:t>
             </w:r>
           </w:p>
         </w:tc>
@@ -5536,7 +6184,31 @@
                 <w:szCs w:val="18"/>
                 <w:lang w:eastAsia="es-CL"/>
               </w:rPr>
-              <w:t>Mapas mentales, de actores y Product Backlog</w:t>
+              <w:t xml:space="preserve">Mapas mentales, de actores y </w:t>
+            </w:r>
+            <w:proofErr w:type="spellStart"/>
+            <w:r>
+              <w:rPr>
+                <w:rFonts w:ascii="Calibri" w:hAnsi="Calibri" w:cs="Calibri"/>
+                <w:i/>
+                <w:color w:val="548DD4"/>
+                <w:sz w:val="18"/>
+                <w:szCs w:val="18"/>
+                <w:lang w:eastAsia="es-CL"/>
+              </w:rPr>
+              <w:t>Product</w:t>
+            </w:r>
+            <w:proofErr w:type="spellEnd"/>
+            <w:r>
+              <w:rPr>
+                <w:rFonts w:ascii="Calibri" w:hAnsi="Calibri" w:cs="Calibri"/>
+                <w:i/>
+                <w:color w:val="548DD4"/>
+                <w:sz w:val="18"/>
+                <w:szCs w:val="18"/>
+                <w:lang w:eastAsia="es-CL"/>
+              </w:rPr>
+              <w:t xml:space="preserve"> Backlog</w:t>
             </w:r>
           </w:p>
         </w:tc>
@@ -5623,7 +6295,31 @@
                 <w:szCs w:val="18"/>
                 <w:lang w:eastAsia="es-CL"/>
               </w:rPr>
-              <w:t>Miro/Whimsical, plantillas</w:t>
+              <w:t>Miro/</w:t>
+            </w:r>
+            <w:proofErr w:type="spellStart"/>
+            <w:r>
+              <w:rPr>
+                <w:rFonts w:ascii="Calibri" w:hAnsi="Calibri" w:cs="Calibri"/>
+                <w:i/>
+                <w:color w:val="548DD4"/>
+                <w:sz w:val="18"/>
+                <w:szCs w:val="18"/>
+                <w:lang w:eastAsia="es-CL"/>
+              </w:rPr>
+              <w:t>Whimsical</w:t>
+            </w:r>
+            <w:proofErr w:type="spellEnd"/>
+            <w:r>
+              <w:rPr>
+                <w:rFonts w:ascii="Calibri" w:hAnsi="Calibri" w:cs="Calibri"/>
+                <w:i/>
+                <w:color w:val="548DD4"/>
+                <w:sz w:val="18"/>
+                <w:szCs w:val="18"/>
+                <w:lang w:eastAsia="es-CL"/>
+              </w:rPr>
+              <w:t>, plantillas</w:t>
             </w:r>
           </w:p>
         </w:tc>
@@ -5740,16 +6436,77 @@
                 <w:lang w:eastAsia="es-CL"/>
               </w:rPr>
             </w:pPr>
-            <w:r>
-              <w:rPr>
-                <w:rFonts w:ascii="Calibri" w:hAnsi="Calibri" w:cs="Calibri"/>
-                <w:i/>
-                <w:color w:val="548DD4"/>
-                <w:sz w:val="18"/>
-                <w:szCs w:val="18"/>
-                <w:lang w:eastAsia="es-CL"/>
-              </w:rPr>
-              <w:t>Impact Mapping y User Story Mapping</w:t>
+            <w:proofErr w:type="spellStart"/>
+            <w:r>
+              <w:rPr>
+                <w:rFonts w:ascii="Calibri" w:hAnsi="Calibri" w:cs="Calibri"/>
+                <w:i/>
+                <w:color w:val="548DD4"/>
+                <w:sz w:val="18"/>
+                <w:szCs w:val="18"/>
+                <w:lang w:eastAsia="es-CL"/>
+              </w:rPr>
+              <w:t>Impact</w:t>
+            </w:r>
+            <w:proofErr w:type="spellEnd"/>
+            <w:r>
+              <w:rPr>
+                <w:rFonts w:ascii="Calibri" w:hAnsi="Calibri" w:cs="Calibri"/>
+                <w:i/>
+                <w:color w:val="548DD4"/>
+                <w:sz w:val="18"/>
+                <w:szCs w:val="18"/>
+                <w:lang w:eastAsia="es-CL"/>
+              </w:rPr>
+              <w:t xml:space="preserve"> </w:t>
+            </w:r>
+            <w:proofErr w:type="spellStart"/>
+            <w:r>
+              <w:rPr>
+                <w:rFonts w:ascii="Calibri" w:hAnsi="Calibri" w:cs="Calibri"/>
+                <w:i/>
+                <w:color w:val="548DD4"/>
+                <w:sz w:val="18"/>
+                <w:szCs w:val="18"/>
+                <w:lang w:eastAsia="es-CL"/>
+              </w:rPr>
+              <w:t>Mapping</w:t>
+            </w:r>
+            <w:proofErr w:type="spellEnd"/>
+            <w:r>
+              <w:rPr>
+                <w:rFonts w:ascii="Calibri" w:hAnsi="Calibri" w:cs="Calibri"/>
+                <w:i/>
+                <w:color w:val="548DD4"/>
+                <w:sz w:val="18"/>
+                <w:szCs w:val="18"/>
+                <w:lang w:eastAsia="es-CL"/>
+              </w:rPr>
+              <w:t xml:space="preserve"> y </w:t>
+            </w:r>
+            <w:proofErr w:type="spellStart"/>
+            <w:r>
+              <w:rPr>
+                <w:rFonts w:ascii="Calibri" w:hAnsi="Calibri" w:cs="Calibri"/>
+                <w:i/>
+                <w:color w:val="548DD4"/>
+                <w:sz w:val="18"/>
+                <w:szCs w:val="18"/>
+                <w:lang w:eastAsia="es-CL"/>
+              </w:rPr>
+              <w:t>User</w:t>
+            </w:r>
+            <w:proofErr w:type="spellEnd"/>
+            <w:r>
+              <w:rPr>
+                <w:rFonts w:ascii="Calibri" w:hAnsi="Calibri" w:cs="Calibri"/>
+                <w:i/>
+                <w:color w:val="548DD4"/>
+                <w:sz w:val="18"/>
+                <w:szCs w:val="18"/>
+                <w:lang w:eastAsia="es-CL"/>
+              </w:rPr>
+              <w:t xml:space="preserve"> Story Mapping</w:t>
             </w:r>
           </w:p>
         </w:tc>
@@ -5836,8 +6593,21 @@
                 <w:szCs w:val="18"/>
                 <w:lang w:eastAsia="es-CL"/>
               </w:rPr>
-              <w:t>Miro/Whimsical</w:t>
-            </w:r>
+              <w:t>Miro/</w:t>
+            </w:r>
+            <w:proofErr w:type="spellStart"/>
+            <w:r>
+              <w:rPr>
+                <w:rFonts w:ascii="Calibri" w:hAnsi="Calibri" w:cs="Calibri"/>
+                <w:i/>
+                <w:color w:val="548DD4"/>
+                <w:sz w:val="18"/>
+                <w:szCs w:val="18"/>
+                <w:lang w:eastAsia="es-CL"/>
+              </w:rPr>
+              <w:t>Whimsical</w:t>
+            </w:r>
+            <w:proofErr w:type="spellEnd"/>
           </w:p>
         </w:tc>
         <w:tc>
@@ -6910,7 +7680,31 @@
                 <w:szCs w:val="18"/>
                 <w:lang w:eastAsia="es-CL"/>
               </w:rPr>
-              <w:t>N8N, Gemini, APIs de mercado</w:t>
+              <w:t xml:space="preserve">N8N, Gemini, </w:t>
+            </w:r>
+            <w:proofErr w:type="spellStart"/>
+            <w:r>
+              <w:rPr>
+                <w:rFonts w:ascii="Calibri" w:hAnsi="Calibri" w:cs="Calibri"/>
+                <w:i/>
+                <w:color w:val="548DD4"/>
+                <w:sz w:val="18"/>
+                <w:szCs w:val="18"/>
+                <w:lang w:eastAsia="es-CL"/>
+              </w:rPr>
+              <w:t>APIs</w:t>
+            </w:r>
+            <w:proofErr w:type="spellEnd"/>
+            <w:r>
+              <w:rPr>
+                <w:rFonts w:ascii="Calibri" w:hAnsi="Calibri" w:cs="Calibri"/>
+                <w:i/>
+                <w:color w:val="548DD4"/>
+                <w:sz w:val="18"/>
+                <w:szCs w:val="18"/>
+                <w:lang w:eastAsia="es-CL"/>
+              </w:rPr>
+              <w:t xml:space="preserve"> de mercado</w:t>
             </w:r>
           </w:p>
         </w:tc>
@@ -7046,8 +7840,21 @@
                 <w:lang w:eastAsia="es-CL"/>
               </w:rPr>
               <w:lastRenderedPageBreak/>
-              <w:t>Daily Meeting</w:t>
-            </w:r>
+              <w:t xml:space="preserve">Daily </w:t>
+            </w:r>
+            <w:proofErr w:type="gramStart"/>
+            <w:r>
+              <w:rPr>
+                <w:rFonts w:ascii="Calibri" w:hAnsi="Calibri" w:cs="Calibri"/>
+                <w:i/>
+                <w:color w:val="548DD4"/>
+                <w:sz w:val="18"/>
+                <w:szCs w:val="18"/>
+                <w:lang w:eastAsia="es-CL"/>
+              </w:rPr>
+              <w:t>Meeting</w:t>
+            </w:r>
+            <w:proofErr w:type="gramEnd"/>
           </w:p>
         </w:tc>
         <w:tc>
@@ -7104,8 +7911,21 @@
                 <w:szCs w:val="18"/>
                 <w:lang w:eastAsia="es-CL"/>
               </w:rPr>
-              <w:t>Reuniones diarias breves de seguimiento durante todos los sprints</w:t>
-            </w:r>
+              <w:t xml:space="preserve">Reuniones diarias breves de seguimiento durante todos los </w:t>
+            </w:r>
+            <w:proofErr w:type="spellStart"/>
+            <w:r>
+              <w:rPr>
+                <w:rFonts w:ascii="Calibri" w:hAnsi="Calibri" w:cs="Calibri"/>
+                <w:i/>
+                <w:color w:val="548DD4"/>
+                <w:sz w:val="18"/>
+                <w:szCs w:val="18"/>
+                <w:lang w:eastAsia="es-CL"/>
+              </w:rPr>
+              <w:t>sprints</w:t>
+            </w:r>
+            <w:proofErr w:type="spellEnd"/>
           </w:p>
         </w:tc>
         <w:tc>
@@ -7133,8 +7953,21 @@
                 <w:szCs w:val="18"/>
                 <w:lang w:eastAsia="es-CL"/>
               </w:rPr>
-              <w:t>Meet/Discord</w:t>
-            </w:r>
+              <w:t>Meet/</w:t>
+            </w:r>
+            <w:proofErr w:type="spellStart"/>
+            <w:r>
+              <w:rPr>
+                <w:rFonts w:ascii="Calibri" w:hAnsi="Calibri" w:cs="Calibri"/>
+                <w:i/>
+                <w:color w:val="548DD4"/>
+                <w:sz w:val="18"/>
+                <w:szCs w:val="18"/>
+                <w:lang w:eastAsia="es-CL"/>
+              </w:rPr>
+              <w:t>Discord</w:t>
+            </w:r>
+            <w:proofErr w:type="spellEnd"/>
           </w:p>
         </w:tc>
         <w:tc>
@@ -7317,8 +8150,21 @@
                 <w:szCs w:val="18"/>
                 <w:lang w:eastAsia="es-CL"/>
               </w:rPr>
-              <w:t>Documentar bloqueos y riesgos detectados durante los sprints</w:t>
-            </w:r>
+              <w:t xml:space="preserve">Documentar bloqueos y riesgos detectados durante los </w:t>
+            </w:r>
+            <w:proofErr w:type="spellStart"/>
+            <w:r>
+              <w:rPr>
+                <w:rFonts w:ascii="Calibri" w:hAnsi="Calibri" w:cs="Calibri"/>
+                <w:i/>
+                <w:color w:val="548DD4"/>
+                <w:sz w:val="18"/>
+                <w:szCs w:val="18"/>
+                <w:lang w:eastAsia="es-CL"/>
+              </w:rPr>
+              <w:t>sprints</w:t>
+            </w:r>
+            <w:proofErr w:type="spellEnd"/>
           </w:p>
         </w:tc>
         <w:tc>
@@ -7346,8 +8192,21 @@
                 <w:szCs w:val="18"/>
                 <w:lang w:eastAsia="es-CL"/>
               </w:rPr>
-              <w:t>Planilla/Notion</w:t>
-            </w:r>
+              <w:t>Planilla/</w:t>
+            </w:r>
+            <w:proofErr w:type="spellStart"/>
+            <w:r>
+              <w:rPr>
+                <w:rFonts w:ascii="Calibri" w:hAnsi="Calibri" w:cs="Calibri"/>
+                <w:i/>
+                <w:color w:val="548DD4"/>
+                <w:sz w:val="18"/>
+                <w:szCs w:val="18"/>
+                <w:lang w:eastAsia="es-CL"/>
+              </w:rPr>
+              <w:t>Notion</w:t>
+            </w:r>
+            <w:proofErr w:type="spellEnd"/>
           </w:p>
         </w:tc>
         <w:tc>
@@ -7474,16 +8333,29 @@
                 <w:lang w:eastAsia="es-CL"/>
               </w:rPr>
             </w:pPr>
-            <w:r>
-              <w:rPr>
-                <w:rFonts w:ascii="Calibri" w:hAnsi="Calibri" w:cs="Calibri"/>
-                <w:i/>
-                <w:color w:val="548DD4"/>
-                <w:sz w:val="18"/>
-                <w:szCs w:val="18"/>
-                <w:lang w:eastAsia="es-CL"/>
-              </w:rPr>
-              <w:t>Burndown Chart</w:t>
+            <w:proofErr w:type="spellStart"/>
+            <w:r>
+              <w:rPr>
+                <w:rFonts w:ascii="Calibri" w:hAnsi="Calibri" w:cs="Calibri"/>
+                <w:i/>
+                <w:color w:val="548DD4"/>
+                <w:sz w:val="18"/>
+                <w:szCs w:val="18"/>
+                <w:lang w:eastAsia="es-CL"/>
+              </w:rPr>
+              <w:t>Burndown</w:t>
+            </w:r>
+            <w:proofErr w:type="spellEnd"/>
+            <w:r>
+              <w:rPr>
+                <w:rFonts w:ascii="Calibri" w:hAnsi="Calibri" w:cs="Calibri"/>
+                <w:i/>
+                <w:color w:val="548DD4"/>
+                <w:sz w:val="18"/>
+                <w:szCs w:val="18"/>
+                <w:lang w:eastAsia="es-CL"/>
+              </w:rPr>
+              <w:t xml:space="preserve"> Chart</w:t>
             </w:r>
           </w:p>
         </w:tc>
@@ -7696,7 +8568,31 @@
                 <w:szCs w:val="18"/>
                 <w:lang w:eastAsia="es-CL"/>
               </w:rPr>
-              <w:t>Eventos Clave (Sprint Review y Retrospective)</w:t>
+              <w:t xml:space="preserve">Eventos Clave (Sprint </w:t>
+            </w:r>
+            <w:proofErr w:type="spellStart"/>
+            <w:r>
+              <w:rPr>
+                <w:rFonts w:ascii="Calibri" w:hAnsi="Calibri" w:cs="Calibri"/>
+                <w:i/>
+                <w:color w:val="548DD4"/>
+                <w:sz w:val="18"/>
+                <w:szCs w:val="18"/>
+                <w:lang w:eastAsia="es-CL"/>
+              </w:rPr>
+              <w:t>Review</w:t>
+            </w:r>
+            <w:proofErr w:type="spellEnd"/>
+            <w:r>
+              <w:rPr>
+                <w:rFonts w:ascii="Calibri" w:hAnsi="Calibri" w:cs="Calibri"/>
+                <w:i/>
+                <w:color w:val="548DD4"/>
+                <w:sz w:val="18"/>
+                <w:szCs w:val="18"/>
+                <w:lang w:eastAsia="es-CL"/>
+              </w:rPr>
+              <w:t xml:space="preserve"> y Retrospective)</w:t>
             </w:r>
           </w:p>
         </w:tc>
@@ -8005,7 +8901,31 @@
                 <w:szCs w:val="18"/>
                 <w:lang w:eastAsia="es-CL"/>
               </w:rPr>
-              <w:t>Visual Studio, checklist QA</w:t>
+              <w:t xml:space="preserve">Visual Studio, </w:t>
+            </w:r>
+            <w:proofErr w:type="spellStart"/>
+            <w:r>
+              <w:rPr>
+                <w:rFonts w:ascii="Calibri" w:hAnsi="Calibri" w:cs="Calibri"/>
+                <w:i/>
+                <w:color w:val="548DD4"/>
+                <w:sz w:val="18"/>
+                <w:szCs w:val="18"/>
+                <w:lang w:eastAsia="es-CL"/>
+              </w:rPr>
+              <w:t>checklist</w:t>
+            </w:r>
+            <w:proofErr w:type="spellEnd"/>
+            <w:r>
+              <w:rPr>
+                <w:rFonts w:ascii="Calibri" w:hAnsi="Calibri" w:cs="Calibri"/>
+                <w:i/>
+                <w:color w:val="548DD4"/>
+                <w:sz w:val="18"/>
+                <w:szCs w:val="18"/>
+                <w:lang w:eastAsia="es-CL"/>
+              </w:rPr>
+              <w:t xml:space="preserve"> QA</w:t>
             </w:r>
           </w:p>
         </w:tc>
@@ -10049,13 +10969,41 @@
                 <w:szCs w:val="16"/>
               </w:rPr>
             </w:pPr>
-            <w:r>
-              <w:rPr>
-                <w:b/>
-                <w:sz w:val="16"/>
-                <w:szCs w:val="16"/>
-              </w:rPr>
-              <w:t>Impact / User Story Mapping</w:t>
+            <w:proofErr w:type="spellStart"/>
+            <w:r>
+              <w:rPr>
+                <w:b/>
+                <w:sz w:val="16"/>
+                <w:szCs w:val="16"/>
+              </w:rPr>
+              <w:t>Impact</w:t>
+            </w:r>
+            <w:proofErr w:type="spellEnd"/>
+            <w:r>
+              <w:rPr>
+                <w:b/>
+                <w:sz w:val="16"/>
+                <w:szCs w:val="16"/>
+              </w:rPr>
+              <w:t xml:space="preserve"> / </w:t>
+            </w:r>
+            <w:proofErr w:type="spellStart"/>
+            <w:r>
+              <w:rPr>
+                <w:b/>
+                <w:sz w:val="16"/>
+                <w:szCs w:val="16"/>
+              </w:rPr>
+              <w:t>User</w:t>
+            </w:r>
+            <w:proofErr w:type="spellEnd"/>
+            <w:r>
+              <w:rPr>
+                <w:b/>
+                <w:sz w:val="16"/>
+                <w:szCs w:val="16"/>
+              </w:rPr>
+              <w:t xml:space="preserve"> Story Mapping</w:t>
             </w:r>
           </w:p>
         </w:tc>
@@ -11014,13 +11962,23 @@
                 <w:szCs w:val="16"/>
               </w:rPr>
             </w:pPr>
-            <w:r>
-              <w:rPr>
-                <w:b/>
-                <w:sz w:val="16"/>
-                <w:szCs w:val="16"/>
-              </w:rPr>
-              <w:t>Setup Sprint Backlog / Scrumboard</w:t>
+            <w:proofErr w:type="spellStart"/>
+            <w:r>
+              <w:rPr>
+                <w:b/>
+                <w:sz w:val="16"/>
+                <w:szCs w:val="16"/>
+              </w:rPr>
+              <w:t>Setup</w:t>
+            </w:r>
+            <w:proofErr w:type="spellEnd"/>
+            <w:r>
+              <w:rPr>
+                <w:b/>
+                <w:sz w:val="16"/>
+                <w:szCs w:val="16"/>
+              </w:rPr>
+              <w:t xml:space="preserve"> Sprint Backlog / Scrumboard</w:t>
             </w:r>
           </w:p>
         </w:tc>
@@ -11987,8 +12945,18 @@
                 <w:sz w:val="16"/>
                 <w:szCs w:val="16"/>
               </w:rPr>
-              <w:t>Daily meeting</w:t>
-            </w:r>
+              <w:t xml:space="preserve">Daily </w:t>
+            </w:r>
+            <w:proofErr w:type="gramStart"/>
+            <w:r>
+              <w:rPr>
+                <w:b/>
+                <w:sz w:val="16"/>
+                <w:szCs w:val="16"/>
+              </w:rPr>
+              <w:t>meeting</w:t>
+            </w:r>
+            <w:proofErr w:type="gramEnd"/>
           </w:p>
         </w:tc>
         <w:tc>
@@ -12651,13 +13619,23 @@
                 <w:szCs w:val="16"/>
               </w:rPr>
             </w:pPr>
-            <w:r>
-              <w:rPr>
-                <w:b/>
-                <w:sz w:val="16"/>
-                <w:szCs w:val="16"/>
-              </w:rPr>
-              <w:t>Burndown chart</w:t>
+            <w:proofErr w:type="spellStart"/>
+            <w:r>
+              <w:rPr>
+                <w:b/>
+                <w:sz w:val="16"/>
+                <w:szCs w:val="16"/>
+              </w:rPr>
+              <w:t>Burndown</w:t>
+            </w:r>
+            <w:proofErr w:type="spellEnd"/>
+            <w:r>
+              <w:rPr>
+                <w:b/>
+                <w:sz w:val="16"/>
+                <w:szCs w:val="16"/>
+              </w:rPr>
+              <w:t xml:space="preserve"> chart</w:t>
             </w:r>
           </w:p>
         </w:tc>
@@ -13189,6 +14167,7 @@
         <w:tc>
           <w:tcPr>
             <w:tcW w:w="525" w:type="dxa"/>
+            <w:shd w:val="clear" w:color="auto" w:fill="BFBFBF" w:themeFill="background1" w:themeFillShade="BF"/>
           </w:tcPr>
           <w:p>
             <w:pPr>
@@ -13205,6 +14184,7 @@
         <w:tc>
           <w:tcPr>
             <w:tcW w:w="525" w:type="dxa"/>
+            <w:shd w:val="clear" w:color="auto" w:fill="BFBFBF" w:themeFill="background1" w:themeFillShade="BF"/>
           </w:tcPr>
           <w:p>
             <w:pPr>
@@ -13221,6 +14201,7 @@
         <w:tc>
           <w:tcPr>
             <w:tcW w:w="525" w:type="dxa"/>
+            <w:shd w:val="clear" w:color="auto" w:fill="BFBFBF" w:themeFill="background1" w:themeFillShade="BF"/>
           </w:tcPr>
           <w:p>
             <w:pPr>
@@ -13238,6 +14219,7 @@
           <w:tcPr>
             <w:tcW w:w="525" w:type="dxa"/>
             <w:gridSpan w:val="2"/>
+            <w:shd w:val="clear" w:color="auto" w:fill="BFBFBF" w:themeFill="background1" w:themeFillShade="BF"/>
           </w:tcPr>
           <w:p>
             <w:pPr>
@@ -13254,7 +14236,7 @@
         <w:tc>
           <w:tcPr>
             <w:tcW w:w="525" w:type="dxa"/>
-            <w:shd w:val="clear" w:color="auto" w:fill="C9C9C9" w:themeFill="accent3" w:themeFillTint="99"/>
+            <w:shd w:val="clear" w:color="auto" w:fill="BFBFBF" w:themeFill="background1" w:themeFillShade="BF"/>
           </w:tcPr>
           <w:p>
             <w:pPr>
@@ -13576,6 +14558,7 @@
         <w:tc>
           <w:tcPr>
             <w:tcW w:w="525" w:type="dxa"/>
+            <w:shd w:val="clear" w:color="auto" w:fill="7030A0"/>
           </w:tcPr>
           <w:p>
             <w:pPr>
@@ -13592,6 +14575,7 @@
         <w:tc>
           <w:tcPr>
             <w:tcW w:w="525" w:type="dxa"/>
+            <w:shd w:val="clear" w:color="auto" w:fill="7030A0"/>
           </w:tcPr>
           <w:p>
             <w:pPr>
